--- a/templates/plananual/EPT AGROPECUARIA 1° A 5°/2° PCA 2025 - EPT AGROPECUARIA.docx
+++ b/templates/plananual/EPT AGROPECUARIA 1° A 5°/2° PCA 2025 - EPT AGROPECUARIA.docx
@@ -7596,6 +7596,7 @@
                 <w:szCs w:val="20"/>
               </w:rPr>
             </w:pPr>
+            <w:bookmarkStart w:id="1" w:name="_Hlk227075175"/>
             <w:r>
               <w:rPr>
                 <w:rFonts w:ascii="Arial Nova Cond" w:hAnsi="Arial Nova Cond" w:cs="Times New Roman"/>
@@ -7872,7 +7873,6 @@
           <w:tcPr>
             <w:tcW w:w="875" w:type="dxa"/>
             <w:vMerge w:val="restart"/>
-            <w:shd w:val="clear" w:color="auto" w:fill="auto"/>
             <w:vAlign w:val="center"/>
           </w:tcPr>
           <w:p>
@@ -7983,7 +7983,6 @@
         <w:tc>
           <w:tcPr>
             <w:tcW w:w="6169" w:type="dxa"/>
-            <w:shd w:val="clear" w:color="auto" w:fill="auto"/>
             <w:vAlign w:val="center"/>
           </w:tcPr>
           <w:p>
@@ -8018,7 +8017,6 @@
         <w:tc>
           <w:tcPr>
             <w:tcW w:w="2015" w:type="dxa"/>
-            <w:shd w:val="clear" w:color="auto" w:fill="auto"/>
             <w:vAlign w:val="center"/>
           </w:tcPr>
           <w:p>
@@ -8057,7 +8055,7 @@
               <w:autoSpaceDE w:val="0"/>
               <w:autoSpaceDN w:val="0"/>
               <w:adjustRightInd w:val="0"/>
-              <w:jc w:val="center"/>
+              <w:jc w:val="both"/>
               <w:rPr>
                 <w:rFonts w:ascii="Arial Nova Cond" w:hAnsi="Arial Nova Cond" w:cs="Arial"/>
                 <w:color w:val="000000"/>
@@ -8081,7 +8079,6 @@
         <w:tc>
           <w:tcPr>
             <w:tcW w:w="1337" w:type="dxa"/>
-            <w:shd w:val="clear" w:color="auto" w:fill="auto"/>
             <w:vAlign w:val="center"/>
           </w:tcPr>
           <w:p>
@@ -8120,7 +8117,6 @@
           <w:tcPr>
             <w:tcW w:w="875" w:type="dxa"/>
             <w:vMerge/>
-            <w:shd w:val="clear" w:color="auto" w:fill="auto"/>
             <w:vAlign w:val="center"/>
           </w:tcPr>
           <w:p>
@@ -8212,7 +8208,6 @@
         <w:tc>
           <w:tcPr>
             <w:tcW w:w="6169" w:type="dxa"/>
-            <w:shd w:val="clear" w:color="auto" w:fill="auto"/>
             <w:vAlign w:val="center"/>
           </w:tcPr>
           <w:p>
@@ -8247,7 +8242,6 @@
         <w:tc>
           <w:tcPr>
             <w:tcW w:w="2015" w:type="dxa"/>
-            <w:shd w:val="clear" w:color="auto" w:fill="auto"/>
             <w:vAlign w:val="center"/>
           </w:tcPr>
           <w:p>
@@ -8286,7 +8280,7 @@
               <w:autoSpaceDE w:val="0"/>
               <w:autoSpaceDN w:val="0"/>
               <w:adjustRightInd w:val="0"/>
-              <w:jc w:val="center"/>
+              <w:jc w:val="both"/>
               <w:rPr>
                 <w:rFonts w:ascii="Arial Nova Cond" w:hAnsi="Arial Nova Cond" w:cs="Arial"/>
                 <w:color w:val="000000"/>
@@ -8310,7 +8304,6 @@
         <w:tc>
           <w:tcPr>
             <w:tcW w:w="1337" w:type="dxa"/>
-            <w:shd w:val="clear" w:color="auto" w:fill="auto"/>
             <w:vAlign w:val="center"/>
           </w:tcPr>
           <w:p>
@@ -8349,7 +8342,6 @@
           <w:tcPr>
             <w:tcW w:w="875" w:type="dxa"/>
             <w:vMerge/>
-            <w:shd w:val="clear" w:color="auto" w:fill="auto"/>
             <w:vAlign w:val="center"/>
           </w:tcPr>
           <w:p>
@@ -8441,7 +8433,6 @@
         <w:tc>
           <w:tcPr>
             <w:tcW w:w="6169" w:type="dxa"/>
-            <w:shd w:val="clear" w:color="auto" w:fill="auto"/>
             <w:vAlign w:val="center"/>
           </w:tcPr>
           <w:p>
@@ -8476,7 +8467,6 @@
         <w:tc>
           <w:tcPr>
             <w:tcW w:w="2015" w:type="dxa"/>
-            <w:shd w:val="clear" w:color="auto" w:fill="auto"/>
             <w:vAlign w:val="center"/>
           </w:tcPr>
           <w:p>
@@ -8515,7 +8505,7 @@
               <w:autoSpaceDE w:val="0"/>
               <w:autoSpaceDN w:val="0"/>
               <w:adjustRightInd w:val="0"/>
-              <w:jc w:val="center"/>
+              <w:jc w:val="both"/>
               <w:rPr>
                 <w:rFonts w:ascii="Arial Nova Cond" w:hAnsi="Arial Nova Cond" w:cs="Arial"/>
                 <w:color w:val="000000"/>
@@ -8539,7 +8529,6 @@
         <w:tc>
           <w:tcPr>
             <w:tcW w:w="1337" w:type="dxa"/>
-            <w:shd w:val="clear" w:color="auto" w:fill="auto"/>
             <w:vAlign w:val="center"/>
           </w:tcPr>
           <w:p>
@@ -8578,7 +8567,6 @@
           <w:tcPr>
             <w:tcW w:w="875" w:type="dxa"/>
             <w:vMerge w:val="restart"/>
-            <w:shd w:val="clear" w:color="auto" w:fill="auto"/>
             <w:vAlign w:val="center"/>
           </w:tcPr>
           <w:p>
@@ -8681,7 +8669,6 @@
         <w:tc>
           <w:tcPr>
             <w:tcW w:w="6169" w:type="dxa"/>
-            <w:shd w:val="clear" w:color="auto" w:fill="auto"/>
             <w:vAlign w:val="center"/>
           </w:tcPr>
           <w:p>
@@ -8717,7 +8704,6 @@
         <w:tc>
           <w:tcPr>
             <w:tcW w:w="2015" w:type="dxa"/>
-            <w:shd w:val="clear" w:color="auto" w:fill="auto"/>
             <w:vAlign w:val="center"/>
           </w:tcPr>
           <w:p>
@@ -8756,7 +8742,7 @@
               <w:autoSpaceDE w:val="0"/>
               <w:autoSpaceDN w:val="0"/>
               <w:adjustRightInd w:val="0"/>
-              <w:jc w:val="center"/>
+              <w:jc w:val="both"/>
               <w:rPr>
                 <w:rFonts w:ascii="Arial Nova Cond" w:hAnsi="Arial Nova Cond" w:cs="Arial"/>
                 <w:color w:val="000000"/>
@@ -8780,7 +8766,6 @@
         <w:tc>
           <w:tcPr>
             <w:tcW w:w="1337" w:type="dxa"/>
-            <w:shd w:val="clear" w:color="auto" w:fill="auto"/>
             <w:vAlign w:val="center"/>
           </w:tcPr>
           <w:p>
@@ -8819,7 +8804,6 @@
           <w:tcPr>
             <w:tcW w:w="875" w:type="dxa"/>
             <w:vMerge/>
-            <w:shd w:val="clear" w:color="auto" w:fill="auto"/>
             <w:vAlign w:val="center"/>
           </w:tcPr>
           <w:p>
@@ -8911,7 +8895,6 @@
         <w:tc>
           <w:tcPr>
             <w:tcW w:w="6169" w:type="dxa"/>
-            <w:shd w:val="clear" w:color="auto" w:fill="auto"/>
             <w:vAlign w:val="center"/>
           </w:tcPr>
           <w:p>
@@ -8947,7 +8930,6 @@
         <w:tc>
           <w:tcPr>
             <w:tcW w:w="2015" w:type="dxa"/>
-            <w:shd w:val="clear" w:color="auto" w:fill="auto"/>
             <w:vAlign w:val="center"/>
           </w:tcPr>
           <w:p>
@@ -8986,7 +8968,7 @@
               <w:autoSpaceDE w:val="0"/>
               <w:autoSpaceDN w:val="0"/>
               <w:adjustRightInd w:val="0"/>
-              <w:jc w:val="center"/>
+              <w:jc w:val="both"/>
               <w:rPr>
                 <w:rFonts w:ascii="Arial Nova Cond" w:hAnsi="Arial Nova Cond" w:cs="Arial"/>
                 <w:color w:val="000000"/>
@@ -9010,7 +8992,6 @@
         <w:tc>
           <w:tcPr>
             <w:tcW w:w="1337" w:type="dxa"/>
-            <w:shd w:val="clear" w:color="auto" w:fill="auto"/>
             <w:vAlign w:val="center"/>
           </w:tcPr>
           <w:p>
@@ -9049,7 +9030,6 @@
           <w:tcPr>
             <w:tcW w:w="875" w:type="dxa"/>
             <w:vMerge w:val="restart"/>
-            <w:shd w:val="clear" w:color="auto" w:fill="auto"/>
             <w:vAlign w:val="center"/>
           </w:tcPr>
           <w:p>
@@ -9153,7 +9133,6 @@
         <w:tc>
           <w:tcPr>
             <w:tcW w:w="6169" w:type="dxa"/>
-            <w:shd w:val="clear" w:color="auto" w:fill="auto"/>
             <w:vAlign w:val="center"/>
           </w:tcPr>
           <w:p>
@@ -9189,7 +9168,6 @@
         <w:tc>
           <w:tcPr>
             <w:tcW w:w="2015" w:type="dxa"/>
-            <w:shd w:val="clear" w:color="auto" w:fill="auto"/>
             <w:vAlign w:val="center"/>
           </w:tcPr>
           <w:p>
@@ -9228,7 +9206,7 @@
               <w:autoSpaceDE w:val="0"/>
               <w:autoSpaceDN w:val="0"/>
               <w:adjustRightInd w:val="0"/>
-              <w:jc w:val="center"/>
+              <w:jc w:val="both"/>
               <w:rPr>
                 <w:rFonts w:ascii="Arial Nova Cond" w:hAnsi="Arial Nova Cond" w:cs="Arial"/>
                 <w:color w:val="000000"/>
@@ -9252,7 +9230,6 @@
         <w:tc>
           <w:tcPr>
             <w:tcW w:w="1337" w:type="dxa"/>
-            <w:shd w:val="clear" w:color="auto" w:fill="auto"/>
             <w:vAlign w:val="center"/>
           </w:tcPr>
           <w:p>
@@ -9291,7 +9268,6 @@
           <w:tcPr>
             <w:tcW w:w="875" w:type="dxa"/>
             <w:vMerge/>
-            <w:shd w:val="clear" w:color="auto" w:fill="auto"/>
             <w:vAlign w:val="center"/>
           </w:tcPr>
           <w:p>
@@ -9383,7 +9359,6 @@
         <w:tc>
           <w:tcPr>
             <w:tcW w:w="6169" w:type="dxa"/>
-            <w:shd w:val="clear" w:color="auto" w:fill="auto"/>
             <w:vAlign w:val="center"/>
           </w:tcPr>
           <w:p>
@@ -9418,7 +9393,6 @@
         <w:tc>
           <w:tcPr>
             <w:tcW w:w="2015" w:type="dxa"/>
-            <w:shd w:val="clear" w:color="auto" w:fill="auto"/>
             <w:vAlign w:val="center"/>
           </w:tcPr>
           <w:p>
@@ -9457,7 +9431,7 @@
               <w:autoSpaceDE w:val="0"/>
               <w:autoSpaceDN w:val="0"/>
               <w:adjustRightInd w:val="0"/>
-              <w:jc w:val="center"/>
+              <w:jc w:val="both"/>
               <w:rPr>
                 <w:rFonts w:ascii="Arial Nova Cond" w:hAnsi="Arial Nova Cond" w:cs="Arial"/>
                 <w:color w:val="000000"/>
@@ -9481,7 +9455,6 @@
         <w:tc>
           <w:tcPr>
             <w:tcW w:w="1337" w:type="dxa"/>
-            <w:shd w:val="clear" w:color="auto" w:fill="auto"/>
             <w:vAlign w:val="center"/>
           </w:tcPr>
           <w:p>
@@ -9520,7 +9493,6 @@
           <w:tcPr>
             <w:tcW w:w="875" w:type="dxa"/>
             <w:vMerge w:val="restart"/>
-            <w:shd w:val="clear" w:color="auto" w:fill="auto"/>
             <w:vAlign w:val="center"/>
           </w:tcPr>
           <w:p>
@@ -9631,7 +9603,6 @@
         <w:tc>
           <w:tcPr>
             <w:tcW w:w="6169" w:type="dxa"/>
-            <w:shd w:val="clear" w:color="auto" w:fill="auto"/>
             <w:vAlign w:val="center"/>
           </w:tcPr>
           <w:p>
@@ -9666,7 +9637,6 @@
         <w:tc>
           <w:tcPr>
             <w:tcW w:w="2015" w:type="dxa"/>
-            <w:shd w:val="clear" w:color="auto" w:fill="auto"/>
             <w:vAlign w:val="center"/>
           </w:tcPr>
           <w:p>
@@ -9705,7 +9675,7 @@
               <w:autoSpaceDE w:val="0"/>
               <w:autoSpaceDN w:val="0"/>
               <w:adjustRightInd w:val="0"/>
-              <w:jc w:val="center"/>
+              <w:jc w:val="both"/>
               <w:rPr>
                 <w:rFonts w:ascii="Arial Nova Cond" w:hAnsi="Arial Nova Cond" w:cs="Arial"/>
                 <w:color w:val="000000"/>
@@ -9729,7 +9699,6 @@
         <w:tc>
           <w:tcPr>
             <w:tcW w:w="1337" w:type="dxa"/>
-            <w:shd w:val="clear" w:color="auto" w:fill="auto"/>
             <w:vAlign w:val="center"/>
           </w:tcPr>
           <w:p>
@@ -9768,7 +9737,6 @@
           <w:tcPr>
             <w:tcW w:w="875" w:type="dxa"/>
             <w:vMerge/>
-            <w:shd w:val="clear" w:color="auto" w:fill="auto"/>
             <w:vAlign w:val="center"/>
           </w:tcPr>
           <w:p>
@@ -9868,7 +9836,6 @@
         <w:tc>
           <w:tcPr>
             <w:tcW w:w="6169" w:type="dxa"/>
-            <w:shd w:val="clear" w:color="auto" w:fill="auto"/>
             <w:vAlign w:val="center"/>
           </w:tcPr>
           <w:p>
@@ -9904,7 +9871,6 @@
         <w:tc>
           <w:tcPr>
             <w:tcW w:w="2015" w:type="dxa"/>
-            <w:shd w:val="clear" w:color="auto" w:fill="auto"/>
             <w:vAlign w:val="center"/>
           </w:tcPr>
           <w:p>
@@ -9942,7 +9908,7 @@
               <w:autoSpaceDE w:val="0"/>
               <w:autoSpaceDN w:val="0"/>
               <w:adjustRightInd w:val="0"/>
-              <w:jc w:val="center"/>
+              <w:jc w:val="both"/>
               <w:rPr>
                 <w:rFonts w:ascii="Arial Nova Cond" w:hAnsi="Arial Nova Cond" w:cs="Arial"/>
                 <w:color w:val="000000"/>
@@ -9966,7 +9932,6 @@
         <w:tc>
           <w:tcPr>
             <w:tcW w:w="1337" w:type="dxa"/>
-            <w:shd w:val="clear" w:color="auto" w:fill="auto"/>
             <w:vAlign w:val="center"/>
           </w:tcPr>
           <w:p>
@@ -9996,6 +9961,7 @@
           </w:p>
         </w:tc>
       </w:tr>
+      <w:bookmarkEnd w:id="1"/>
     </w:tbl>
     <w:p>
       <w:pPr>
@@ -21617,7 +21583,7 @@
                 <w:szCs w:val="20"/>
               </w:rPr>
             </w:pPr>
-            <w:bookmarkStart w:id="1" w:name="_Hlk190773444"/>
+            <w:bookmarkStart w:id="2" w:name="_Hlk190773444"/>
           </w:p>
           <w:p>
             <w:pPr>
@@ -22027,7 +21993,7 @@
           </w:p>
         </w:tc>
       </w:tr>
-      <w:bookmarkEnd w:id="1"/>
+      <w:bookmarkEnd w:id="2"/>
     </w:tbl>
     <w:p>
       <w:pPr>

--- a/templates/plananual/EPT AGROPECUARIA 1° A 5°/2° PCA 2025 - EPT AGROPECUARIA.docx
+++ b/templates/plananual/EPT AGROPECUARIA 1° A 5°/2° PCA 2025 - EPT AGROPECUARIA.docx
@@ -1,6 +1,6 @@
 
 <file path=word/document.xml><?xml version="1.0" encoding="utf-8"?>
-<w:document xmlns:wpc="http://schemas.microsoft.com/office/word/2010/wordprocessingCanvas" xmlns:cx="http://schemas.microsoft.com/office/drawing/2014/chartex" xmlns:cx1="http://schemas.microsoft.com/office/drawing/2015/9/8/chartex" xmlns:cx2="http://schemas.microsoft.com/office/drawing/2015/10/21/chartex" xmlns:cx3="http://schemas.microsoft.com/office/drawing/2016/5/9/chartex" xmlns:cx4="http://schemas.microsoft.com/office/drawing/2016/5/10/chartex" xmlns:cx5="http://schemas.microsoft.com/office/drawing/2016/5/11/chartex" xmlns:cx6="http://schemas.microsoft.com/office/drawing/2016/5/12/chartex" xmlns:cx7="http://schemas.microsoft.com/office/drawing/2016/5/13/chartex" xmlns:cx8="http://schemas.microsoft.com/office/drawing/2016/5/14/chartex" xmlns:mc="http://schemas.openxmlformats.org/markup-compatibility/2006" xmlns:aink="http://schemas.microsoft.com/office/drawing/2016/ink" xmlns:am3d="http://schemas.microsoft.com/office/drawing/2017/model3d" xmlns:o="urn:schemas-microsoft-com:office:office" xmlns:oel="http://schemas.microsoft.com/office/2019/extlst" xmlns:r="http://schemas.openxmlformats.org/officeDocument/2006/relationships" xmlns:m="http://schemas.openxmlformats.org/officeDocument/2006/math" xmlns:v="urn:schemas-microsoft-com:vml" xmlns:wp14="http://schemas.microsoft.com/office/word/2010/wordprocessingDrawing" xmlns:wp="http://schemas.openxmlformats.org/drawingml/2006/wordprocessingDrawing" xmlns:w10="urn:schemas-microsoft-com:office:word" xmlns:w="http://schemas.openxmlformats.org/wordprocessingml/2006/main" xmlns:w14="http://schemas.microsoft.com/office/word/2010/wordml" xmlns:w15="http://schemas.microsoft.com/office/word/2012/wordml" xmlns:w16cex="http://schemas.microsoft.com/office/word/2018/wordml/cex" xmlns:w16cid="http://schemas.microsoft.com/office/word/2016/wordml/cid" xmlns:w16="http://schemas.microsoft.com/office/word/2018/wordml" xmlns:w16du="http://schemas.microsoft.com/office/word/2023/wordml/word16du" xmlns:w16sdtdh="http://schemas.microsoft.com/office/word/2020/wordml/sdtdatahash" xmlns:w16se="http://schemas.microsoft.com/office/word/2015/wordml/symex" xmlns:wpg="http://schemas.microsoft.com/office/word/2010/wordprocessingGroup" xmlns:wpi="http://schemas.microsoft.com/office/word/2010/wordprocessingInk" xmlns:wne="http://schemas.microsoft.com/office/word/2006/wordml" xmlns:wps="http://schemas.microsoft.com/office/word/2010/wordprocessingShape" mc:Ignorable="w14 w15 w16se w16cid w16 w16cex w16sdtdh w16du wp14">
+<w:document xmlns:wpc="http://schemas.microsoft.com/office/word/2010/wordprocessingCanvas" xmlns:cx="http://schemas.microsoft.com/office/drawing/2014/chartex" xmlns:cx1="http://schemas.microsoft.com/office/drawing/2015/9/8/chartex" xmlns:cx2="http://schemas.microsoft.com/office/drawing/2015/10/21/chartex" xmlns:cx3="http://schemas.microsoft.com/office/drawing/2016/5/9/chartex" xmlns:cx4="http://schemas.microsoft.com/office/drawing/2016/5/10/chartex" xmlns:cx5="http://schemas.microsoft.com/office/drawing/2016/5/11/chartex" xmlns:cx6="http://schemas.microsoft.com/office/drawing/2016/5/12/chartex" xmlns:cx7="http://schemas.microsoft.com/office/drawing/2016/5/13/chartex" xmlns:cx8="http://schemas.microsoft.com/office/drawing/2016/5/14/chartex" xmlns:mc="http://schemas.openxmlformats.org/markup-compatibility/2006" xmlns:aink="http://schemas.microsoft.com/office/drawing/2016/ink" xmlns:am3d="http://schemas.microsoft.com/office/drawing/2017/model3d" xmlns:o="urn:schemas-microsoft-com:office:office" xmlns:oel="http://schemas.microsoft.com/office/2019/extlst" xmlns:r="http://schemas.openxmlformats.org/officeDocument/2006/relationships" xmlns:m="http://schemas.openxmlformats.org/officeDocument/2006/math" xmlns:v="urn:schemas-microsoft-com:vml" xmlns:wp14="http://schemas.microsoft.com/office/word/2010/wordprocessingDrawing" xmlns:wp="http://schemas.openxmlformats.org/drawingml/2006/wordprocessingDrawing" xmlns:w10="urn:schemas-microsoft-com:office:word" xmlns:w="http://schemas.openxmlformats.org/wordprocessingml/2006/main" xmlns:w14="http://schemas.microsoft.com/office/word/2010/wordml" xmlns:w15="http://schemas.microsoft.com/office/word/2012/wordml" xmlns:w16cex="http://schemas.microsoft.com/office/word/2018/wordml/cex" xmlns:w16cid="http://schemas.microsoft.com/office/word/2016/wordml/cid" xmlns:w16="http://schemas.microsoft.com/office/word/2018/wordml" xmlns:w16du="http://schemas.microsoft.com/office/word/2023/wordml/word16du" xmlns:w16sdtdh="http://schemas.microsoft.com/office/word/2020/wordml/sdtdatahash" xmlns:w16sdtfl="http://schemas.microsoft.com/office/word/2024/wordml/sdtformatlock" xmlns:w16se="http://schemas.microsoft.com/office/word/2015/wordml/symex" xmlns:wpg="http://schemas.microsoft.com/office/word/2010/wordprocessingGroup" xmlns:wpi="http://schemas.microsoft.com/office/word/2010/wordprocessingInk" xmlns:wne="http://schemas.microsoft.com/office/word/2006/wordml" xmlns:wps="http://schemas.microsoft.com/office/word/2010/wordprocessingShape" mc:Ignorable="w14 w15 w16se w16cid w16 w16cex w16sdtdh w16sdtfl w16du wp14">
   <w:body>
     <w:p>
       <w:pPr>
@@ -2858,29 +2858,16 @@
                 <w:szCs w:val="20"/>
               </w:rPr>
             </w:pPr>
-            <w:proofErr w:type="spellStart"/>
-            <w:r>
-              <w:rPr>
-                <w:rFonts w:ascii="Arial Nova Cond Light" w:hAnsi="Arial Nova Cond Light" w:cs="Times New Roman"/>
-                <w:b/>
-                <w:bCs/>
-                <w:color w:val="000000" w:themeColor="text1"/>
-                <w:sz w:val="20"/>
-                <w:szCs w:val="20"/>
-              </w:rPr>
-              <w:t>N°</w:t>
-            </w:r>
-            <w:proofErr w:type="spellEnd"/>
-            <w:r>
-              <w:rPr>
-                <w:rFonts w:ascii="Arial Nova Cond Light" w:hAnsi="Arial Nova Cond Light" w:cs="Times New Roman"/>
-                <w:b/>
-                <w:bCs/>
-                <w:color w:val="000000" w:themeColor="text1"/>
-                <w:sz w:val="20"/>
-                <w:szCs w:val="20"/>
-              </w:rPr>
-              <w:t xml:space="preserve"> DE SEMANAS LECTIVAS</w:t>
+            <w:r>
+              <w:rPr>
+                <w:rFonts w:ascii="Arial Nova Cond Light" w:hAnsi="Arial Nova Cond Light" w:cs="Times New Roman"/>
+                <w:b/>
+                <w:bCs/>
+                <w:color w:val="000000" w:themeColor="text1"/>
+                <w:sz w:val="20"/>
+                <w:szCs w:val="20"/>
+              </w:rPr>
+              <w:t>N° DE SEMANAS LECTIVAS</w:t>
             </w:r>
           </w:p>
         </w:tc>
@@ -2905,29 +2892,16 @@
                 <w:szCs w:val="20"/>
               </w:rPr>
             </w:pPr>
-            <w:proofErr w:type="spellStart"/>
-            <w:r>
-              <w:rPr>
-                <w:rFonts w:ascii="Arial Nova Cond Light" w:hAnsi="Arial Nova Cond Light" w:cs="Times New Roman"/>
-                <w:b/>
-                <w:bCs/>
-                <w:color w:val="000000" w:themeColor="text1"/>
-                <w:sz w:val="20"/>
-                <w:szCs w:val="20"/>
-              </w:rPr>
-              <w:t>N°</w:t>
-            </w:r>
-            <w:proofErr w:type="spellEnd"/>
-            <w:r>
-              <w:rPr>
-                <w:rFonts w:ascii="Arial Nova Cond Light" w:hAnsi="Arial Nova Cond Light" w:cs="Times New Roman"/>
-                <w:b/>
-                <w:bCs/>
-                <w:color w:val="000000" w:themeColor="text1"/>
-                <w:sz w:val="20"/>
-                <w:szCs w:val="20"/>
-              </w:rPr>
-              <w:t xml:space="preserve"> UNIDADES</w:t>
+            <w:r>
+              <w:rPr>
+                <w:rFonts w:ascii="Arial Nova Cond Light" w:hAnsi="Arial Nova Cond Light" w:cs="Times New Roman"/>
+                <w:b/>
+                <w:bCs/>
+                <w:color w:val="000000" w:themeColor="text1"/>
+                <w:sz w:val="20"/>
+                <w:szCs w:val="20"/>
+              </w:rPr>
+              <w:t>N° UNIDADES</w:t>
             </w:r>
           </w:p>
         </w:tc>
@@ -7563,13 +7537,13 @@
         <w:tblLook w:val="04A0" w:firstRow="1" w:lastRow="0" w:firstColumn="1" w:lastColumn="0" w:noHBand="0" w:noVBand="1"/>
       </w:tblPr>
       <w:tblGrid>
-        <w:gridCol w:w="875"/>
-        <w:gridCol w:w="1095"/>
-        <w:gridCol w:w="1726"/>
-        <w:gridCol w:w="6169"/>
-        <w:gridCol w:w="2015"/>
-        <w:gridCol w:w="1634"/>
-        <w:gridCol w:w="1337"/>
+        <w:gridCol w:w="818"/>
+        <w:gridCol w:w="1018"/>
+        <w:gridCol w:w="5379"/>
+        <w:gridCol w:w="1984"/>
+        <w:gridCol w:w="2693"/>
+        <w:gridCol w:w="1560"/>
+        <w:gridCol w:w="1399"/>
       </w:tblGrid>
       <w:tr>
         <w:trPr>
@@ -7578,7 +7552,7 @@
         </w:trPr>
         <w:tc>
           <w:tcPr>
-            <w:tcW w:w="875" w:type="dxa"/>
+            <w:tcW w:w="818" w:type="dxa"/>
             <w:shd w:val="clear" w:color="auto" w:fill="C1F0C7" w:themeFill="accent3" w:themeFillTint="33"/>
             <w:vAlign w:val="center"/>
           </w:tcPr>
@@ -7612,7 +7586,7 @@
         </w:tc>
         <w:tc>
           <w:tcPr>
-            <w:tcW w:w="1095" w:type="dxa"/>
+            <w:tcW w:w="1018" w:type="dxa"/>
             <w:shd w:val="clear" w:color="auto" w:fill="C1F0C7" w:themeFill="accent3" w:themeFillTint="33"/>
             <w:vAlign w:val="center"/>
           </w:tcPr>
@@ -7645,7 +7619,7 @@
         </w:tc>
         <w:tc>
           <w:tcPr>
-            <w:tcW w:w="1726" w:type="dxa"/>
+            <w:tcW w:w="5379" w:type="dxa"/>
             <w:shd w:val="clear" w:color="auto" w:fill="C1F0C7" w:themeFill="accent3" w:themeFillTint="33"/>
             <w:vAlign w:val="center"/>
           </w:tcPr>
@@ -7672,13 +7646,35 @@
                 <w:sz w:val="20"/>
                 <w:szCs w:val="20"/>
               </w:rPr>
-              <w:t>PROBLEMA / POTENCIALIDAD</w:t>
-            </w:r>
-          </w:p>
-        </w:tc>
-        <w:tc>
-          <w:tcPr>
-            <w:tcW w:w="6169" w:type="dxa"/>
+              <w:t>SITUACIÓN SIGNIF</w:t>
+            </w:r>
+            <w:r>
+              <w:rPr>
+                <w:rFonts w:ascii="Arial Nova Cond" w:hAnsi="Arial Nova Cond" w:cs="Times New Roman"/>
+                <w:b/>
+                <w:bCs/>
+                <w:color w:val="000000" w:themeColor="text1"/>
+                <w:sz w:val="20"/>
+                <w:szCs w:val="20"/>
+              </w:rPr>
+              <w:t>I</w:t>
+            </w:r>
+            <w:r>
+              <w:rPr>
+                <w:rFonts w:ascii="Arial Nova Cond" w:hAnsi="Arial Nova Cond" w:cs="Times New Roman"/>
+                <w:b/>
+                <w:bCs/>
+                <w:color w:val="000000" w:themeColor="text1"/>
+                <w:sz w:val="20"/>
+                <w:szCs w:val="20"/>
+              </w:rPr>
+              <w:t>CATIVA</w:t>
+            </w:r>
+          </w:p>
+        </w:tc>
+        <w:tc>
+          <w:tcPr>
+            <w:tcW w:w="1984" w:type="dxa"/>
             <w:shd w:val="clear" w:color="auto" w:fill="C1F0C7" w:themeFill="accent3" w:themeFillTint="33"/>
             <w:vAlign w:val="center"/>
           </w:tcPr>
@@ -7705,7 +7701,7 @@
                 <w:sz w:val="20"/>
                 <w:szCs w:val="20"/>
               </w:rPr>
-              <w:t>SITUACIÓN SIGNIF</w:t>
+              <w:t>TÍTULO DE LA UNIDAD DID</w:t>
             </w:r>
             <w:r>
               <w:rPr>
@@ -7716,7 +7712,7 @@
                 <w:sz w:val="20"/>
                 <w:szCs w:val="20"/>
               </w:rPr>
-              <w:t>I</w:t>
+              <w:t>Á</w:t>
             </w:r>
             <w:r>
               <w:rPr>
@@ -7727,13 +7723,24 @@
                 <w:sz w:val="20"/>
                 <w:szCs w:val="20"/>
               </w:rPr>
-              <w:t>CATIVA</w:t>
-            </w:r>
-          </w:p>
-        </w:tc>
-        <w:tc>
-          <w:tcPr>
-            <w:tcW w:w="2015" w:type="dxa"/>
+              <w:t>CTICA</w:t>
+            </w:r>
+            <w:r>
+              <w:rPr>
+                <w:rFonts w:ascii="Arial Nova Cond" w:hAnsi="Arial Nova Cond" w:cs="Times New Roman"/>
+                <w:b/>
+                <w:bCs/>
+                <w:color w:val="000000" w:themeColor="text1"/>
+                <w:sz w:val="20"/>
+                <w:szCs w:val="20"/>
+              </w:rPr>
+              <w:t>.</w:t>
+            </w:r>
+          </w:p>
+        </w:tc>
+        <w:tc>
+          <w:tcPr>
+            <w:tcW w:w="2693" w:type="dxa"/>
             <w:shd w:val="clear" w:color="auto" w:fill="C1F0C7" w:themeFill="accent3" w:themeFillTint="33"/>
             <w:vAlign w:val="center"/>
           </w:tcPr>
@@ -7760,46 +7767,13 @@
                 <w:sz w:val="20"/>
                 <w:szCs w:val="20"/>
               </w:rPr>
-              <w:t>TÍTULO DE LA UNIDAD DID</w:t>
-            </w:r>
-            <w:r>
-              <w:rPr>
-                <w:rFonts w:ascii="Arial Nova Cond" w:hAnsi="Arial Nova Cond" w:cs="Times New Roman"/>
-                <w:b/>
-                <w:bCs/>
-                <w:color w:val="000000" w:themeColor="text1"/>
-                <w:sz w:val="20"/>
-                <w:szCs w:val="20"/>
-              </w:rPr>
-              <w:t>Á</w:t>
-            </w:r>
-            <w:r>
-              <w:rPr>
-                <w:rFonts w:ascii="Arial Nova Cond" w:hAnsi="Arial Nova Cond" w:cs="Times New Roman"/>
-                <w:b/>
-                <w:bCs/>
-                <w:color w:val="000000" w:themeColor="text1"/>
-                <w:sz w:val="20"/>
-                <w:szCs w:val="20"/>
-              </w:rPr>
-              <w:t>CTICA</w:t>
-            </w:r>
-            <w:r>
-              <w:rPr>
-                <w:rFonts w:ascii="Arial Nova Cond" w:hAnsi="Arial Nova Cond" w:cs="Times New Roman"/>
-                <w:b/>
-                <w:bCs/>
-                <w:color w:val="000000" w:themeColor="text1"/>
-                <w:sz w:val="20"/>
-                <w:szCs w:val="20"/>
-              </w:rPr>
-              <w:t>.</w:t>
-            </w:r>
-          </w:p>
-        </w:tc>
-        <w:tc>
-          <w:tcPr>
-            <w:tcW w:w="1634" w:type="dxa"/>
+              <w:t>CAMPO TEMATICO</w:t>
+            </w:r>
+          </w:p>
+        </w:tc>
+        <w:tc>
+          <w:tcPr>
+            <w:tcW w:w="1560" w:type="dxa"/>
             <w:shd w:val="clear" w:color="auto" w:fill="C1F0C7" w:themeFill="accent3" w:themeFillTint="33"/>
             <w:vAlign w:val="center"/>
           </w:tcPr>
@@ -7832,7 +7806,7 @@
         </w:tc>
         <w:tc>
           <w:tcPr>
-            <w:tcW w:w="1337" w:type="dxa"/>
+            <w:tcW w:w="1399" w:type="dxa"/>
             <w:shd w:val="clear" w:color="auto" w:fill="C1F0C7" w:themeFill="accent3" w:themeFillTint="33"/>
             <w:vAlign w:val="center"/>
           </w:tcPr>
@@ -7871,7 +7845,7 @@
         </w:trPr>
         <w:tc>
           <w:tcPr>
-            <w:tcW w:w="875" w:type="dxa"/>
+            <w:tcW w:w="818" w:type="dxa"/>
             <w:vMerge w:val="restart"/>
             <w:vAlign w:val="center"/>
           </w:tcPr>
@@ -7910,7 +7884,7 @@
         </w:tc>
         <w:tc>
           <w:tcPr>
-            <w:tcW w:w="1095" w:type="dxa"/>
+            <w:tcW w:w="1018" w:type="dxa"/>
             <w:vAlign w:val="center"/>
           </w:tcPr>
           <w:p>
@@ -7948,7 +7922,7 @@
         </w:tc>
         <w:tc>
           <w:tcPr>
-            <w:tcW w:w="1726" w:type="dxa"/>
+            <w:tcW w:w="5379" w:type="dxa"/>
             <w:vAlign w:val="center"/>
           </w:tcPr>
           <w:p>
@@ -7976,13 +7950,144 @@
                 <w:szCs w:val="20"/>
                 <w:lang w:val="es-ES_tradnl"/>
               </w:rPr>
-              <w:t>{{problemapotencialidad0}}</w:t>
-            </w:r>
-          </w:p>
-        </w:tc>
-        <w:tc>
-          <w:tcPr>
-            <w:tcW w:w="6169" w:type="dxa"/>
+              <w:t>{{situacionsignificativa0}}</w:t>
+            </w:r>
+          </w:p>
+        </w:tc>
+        <w:tc>
+          <w:tcPr>
+            <w:tcW w:w="1984" w:type="dxa"/>
+            <w:vAlign w:val="center"/>
+          </w:tcPr>
+          <w:p>
+            <w:pPr>
+              <w:autoSpaceDE w:val="0"/>
+              <w:autoSpaceDN w:val="0"/>
+              <w:adjustRightInd w:val="0"/>
+              <w:jc w:val="center"/>
+              <w:rPr>
+                <w:rFonts w:ascii="Arial Nova Cond" w:hAnsi="Arial Nova Cond" w:cs="Arial"/>
+                <w:color w:val="000000"/>
+                <w:kern w:val="0"/>
+                <w:sz w:val="20"/>
+                <w:szCs w:val="20"/>
+              </w:rPr>
+            </w:pPr>
+            <w:r>
+              <w:rPr>
+                <w:rFonts w:ascii="Arial Nova Cond" w:hAnsi="Arial Nova Cond" w:cs="Arial"/>
+                <w:color w:val="000000"/>
+                <w:kern w:val="0"/>
+                <w:sz w:val="20"/>
+                <w:szCs w:val="20"/>
+              </w:rPr>
+              <w:t>{{titulosituacionsignificativa0}}</w:t>
+            </w:r>
+          </w:p>
+        </w:tc>
+        <w:tc>
+          <w:tcPr>
+            <w:tcW w:w="2693" w:type="dxa"/>
+            <w:vAlign w:val="center"/>
+          </w:tcPr>
+          <w:p>
+            <w:pPr>
+              <w:autoSpaceDE w:val="0"/>
+              <w:autoSpaceDN w:val="0"/>
+              <w:adjustRightInd w:val="0"/>
+              <w:jc w:val="both"/>
+              <w:rPr>
+                <w:rFonts w:ascii="Arial Nova Cond" w:hAnsi="Arial Nova Cond" w:cs="Arial"/>
+                <w:color w:val="000000"/>
+                <w:kern w:val="0"/>
+                <w:sz w:val="20"/>
+                <w:szCs w:val="20"/>
+              </w:rPr>
+            </w:pPr>
+            <w:r>
+              <w:rPr>
+                <w:rFonts w:ascii="Arial Nova Cond" w:hAnsi="Arial Nova Cond" w:cs="Arial"/>
+                <w:color w:val="000000"/>
+                <w:kern w:val="0"/>
+                <w:sz w:val="20"/>
+                <w:szCs w:val="20"/>
+              </w:rPr>
+              <w:t>{{campotematico0}}</w:t>
+            </w:r>
+          </w:p>
+        </w:tc>
+        <w:tc>
+          <w:tcPr>
+            <w:tcW w:w="1560" w:type="dxa"/>
+            <w:vAlign w:val="center"/>
+          </w:tcPr>
+          <w:p>
+            <w:pPr>
+              <w:autoSpaceDE w:val="0"/>
+              <w:autoSpaceDN w:val="0"/>
+              <w:adjustRightInd w:val="0"/>
+              <w:jc w:val="both"/>
+              <w:rPr>
+                <w:rFonts w:ascii="Arial Nova Cond" w:hAnsi="Arial Nova Cond" w:cs="Arial"/>
+                <w:color w:val="000000"/>
+                <w:kern w:val="0"/>
+                <w:sz w:val="20"/>
+                <w:szCs w:val="20"/>
+              </w:rPr>
+            </w:pPr>
+            <w:r>
+              <w:rPr>
+                <w:rFonts w:ascii="Arial Nova Cond" w:hAnsi="Arial Nova Cond" w:cs="Arial"/>
+                <w:color w:val="000000"/>
+                <w:kern w:val="0"/>
+                <w:sz w:val="20"/>
+                <w:szCs w:val="20"/>
+              </w:rPr>
+              <w:t>{{competencias0}}</w:t>
+            </w:r>
+          </w:p>
+        </w:tc>
+        <w:tc>
+          <w:tcPr>
+            <w:tcW w:w="1399" w:type="dxa"/>
+            <w:vAlign w:val="center"/>
+          </w:tcPr>
+          <w:p>
+            <w:pPr>
+              <w:autoSpaceDE w:val="0"/>
+              <w:autoSpaceDN w:val="0"/>
+              <w:adjustRightInd w:val="0"/>
+              <w:jc w:val="both"/>
+              <w:rPr>
+                <w:rFonts w:ascii="Arial Nova Cond" w:hAnsi="Arial Nova Cond" w:cs="Arial"/>
+                <w:color w:val="000000"/>
+                <w:kern w:val="0"/>
+                <w:sz w:val="20"/>
+                <w:szCs w:val="20"/>
+              </w:rPr>
+            </w:pPr>
+            <w:r>
+              <w:rPr>
+                <w:rFonts w:ascii="Arial Nova Cond" w:hAnsi="Arial Nova Cond" w:cs="Arial"/>
+                <w:color w:val="000000"/>
+                <w:kern w:val="0"/>
+                <w:sz w:val="20"/>
+                <w:szCs w:val="20"/>
+              </w:rPr>
+              <w:t>{{producto0}}</w:t>
+            </w:r>
+          </w:p>
+        </w:tc>
+      </w:tr>
+      <w:tr>
+        <w:trPr>
+          <w:trHeight w:val="756"/>
+          <w:jc w:val="center"/>
+        </w:trPr>
+        <w:tc>
+          <w:tcPr>
+            <w:tcW w:w="818" w:type="dxa"/>
+            <w:vMerge/>
             <w:vAlign w:val="center"/>
           </w:tcPr>
           <w:p>
@@ -7995,6 +8100,71 @@
               </w:tabs>
               <w:spacing w:line="276" w:lineRule="auto"/>
               <w:ind w:left="0"/>
+              <w:jc w:val="center"/>
+              <w:rPr>
+                <w:rFonts w:ascii="Arial Nova Cond" w:eastAsia="Calibri" w:hAnsi="Arial Nova Cond" w:cs="Times New Roman"/>
+                <w:b/>
+                <w:bCs/>
+                <w:sz w:val="20"/>
+                <w:szCs w:val="20"/>
+                <w:lang w:val="es-ES_tradnl"/>
+              </w:rPr>
+            </w:pPr>
+          </w:p>
+        </w:tc>
+        <w:tc>
+          <w:tcPr>
+            <w:tcW w:w="1018" w:type="dxa"/>
+            <w:vAlign w:val="center"/>
+          </w:tcPr>
+          <w:p>
+            <w:pPr>
+              <w:pStyle w:val="Prrafodelista"/>
+              <w:tabs>
+                <w:tab w:val="left" w:pos="0"/>
+                <w:tab w:val="left" w:pos="142"/>
+                <w:tab w:val="left" w:pos="284"/>
+              </w:tabs>
+              <w:spacing w:line="276" w:lineRule="auto"/>
+              <w:ind w:left="0"/>
+              <w:jc w:val="center"/>
+              <w:rPr>
+                <w:rFonts w:ascii="Arial Nova Cond" w:eastAsia="Calibri" w:hAnsi="Arial Nova Cond" w:cs="Times New Roman"/>
+                <w:b/>
+                <w:bCs/>
+                <w:sz w:val="20"/>
+                <w:szCs w:val="20"/>
+                <w:lang w:val="es-ES_tradnl"/>
+              </w:rPr>
+            </w:pPr>
+            <w:r>
+              <w:rPr>
+                <w:rFonts w:ascii="Arial Nova Cond" w:eastAsia="Calibri" w:hAnsi="Arial Nova Cond" w:cs="Times New Roman"/>
+                <w:b/>
+                <w:bCs/>
+                <w:sz w:val="20"/>
+                <w:szCs w:val="20"/>
+                <w:lang w:val="es-ES_tradnl"/>
+              </w:rPr>
+              <w:t>U 1</w:t>
+            </w:r>
+          </w:p>
+        </w:tc>
+        <w:tc>
+          <w:tcPr>
+            <w:tcW w:w="5379" w:type="dxa"/>
+            <w:vAlign w:val="center"/>
+          </w:tcPr>
+          <w:p>
+            <w:pPr>
+              <w:pStyle w:val="Prrafodelista"/>
+              <w:tabs>
+                <w:tab w:val="left" w:pos="0"/>
+                <w:tab w:val="left" w:pos="142"/>
+                <w:tab w:val="left" w:pos="284"/>
+              </w:tabs>
+              <w:spacing w:line="276" w:lineRule="auto"/>
+              <w:ind w:left="0"/>
               <w:jc w:val="both"/>
               <w:rPr>
                 <w:rFonts w:ascii="Arial Nova Cond" w:eastAsia="Calibri" w:hAnsi="Arial Nova Cond" w:cs="Times New Roman"/>
@@ -8010,13 +8180,13 @@
                 <w:szCs w:val="20"/>
                 <w:lang w:val="es-ES_tradnl"/>
               </w:rPr>
-              <w:t>{{situacionsignificativa0}}</w:t>
-            </w:r>
-          </w:p>
-        </w:tc>
-        <w:tc>
-          <w:tcPr>
-            <w:tcW w:w="2015" w:type="dxa"/>
+              <w:t>{{situacionsignificativa1}}</w:t>
+            </w:r>
+          </w:p>
+        </w:tc>
+        <w:tc>
+          <w:tcPr>
+            <w:tcW w:w="1984" w:type="dxa"/>
             <w:vAlign w:val="center"/>
           </w:tcPr>
           <w:p>
@@ -8027,7 +8197,7 @@
               <w:jc w:val="center"/>
               <w:rPr>
                 <w:rFonts w:ascii="Arial Nova Cond" w:hAnsi="Arial Nova Cond" w:cs="Arial"/>
-                <w:color w:val="000000"/>
+                <w:color w:val="000000" w:themeColor="text1"/>
                 <w:kern w:val="0"/>
                 <w:sz w:val="20"/>
                 <w:szCs w:val="20"/>
@@ -8041,13 +8211,13 @@
                 <w:sz w:val="20"/>
                 <w:szCs w:val="20"/>
               </w:rPr>
-              <w:t>{{titulosituacionsignificativa0}}</w:t>
-            </w:r>
-          </w:p>
-        </w:tc>
-        <w:tc>
-          <w:tcPr>
-            <w:tcW w:w="1634" w:type="dxa"/>
+              <w:t>{{titulosituacionsignificativa1}}</w:t>
+            </w:r>
+          </w:p>
+        </w:tc>
+        <w:tc>
+          <w:tcPr>
+            <w:tcW w:w="2693" w:type="dxa"/>
             <w:vAlign w:val="center"/>
           </w:tcPr>
           <w:p>
@@ -8072,13 +8242,13 @@
                 <w:sz w:val="20"/>
                 <w:szCs w:val="20"/>
               </w:rPr>
-              <w:t>{{competencias0}}</w:t>
-            </w:r>
-          </w:p>
-        </w:tc>
-        <w:tc>
-          <w:tcPr>
-            <w:tcW w:w="1337" w:type="dxa"/>
+              <w:t>{{campotematico1}}</w:t>
+            </w:r>
+          </w:p>
+        </w:tc>
+        <w:tc>
+          <w:tcPr>
+            <w:tcW w:w="1560" w:type="dxa"/>
             <w:vAlign w:val="center"/>
           </w:tcPr>
           <w:p>
@@ -8086,7 +8256,7 @@
               <w:autoSpaceDE w:val="0"/>
               <w:autoSpaceDN w:val="0"/>
               <w:adjustRightInd w:val="0"/>
-              <w:jc w:val="center"/>
+              <w:jc w:val="both"/>
               <w:rPr>
                 <w:rFonts w:ascii="Arial Nova Cond" w:hAnsi="Arial Nova Cond" w:cs="Arial"/>
                 <w:color w:val="000000"/>
@@ -8103,7 +8273,38 @@
                 <w:sz w:val="20"/>
                 <w:szCs w:val="20"/>
               </w:rPr>
-              <w:t>{{producto0}}</w:t>
+              <w:t>{{competencias1}}</w:t>
+            </w:r>
+          </w:p>
+        </w:tc>
+        <w:tc>
+          <w:tcPr>
+            <w:tcW w:w="1399" w:type="dxa"/>
+            <w:vAlign w:val="center"/>
+          </w:tcPr>
+          <w:p>
+            <w:pPr>
+              <w:autoSpaceDE w:val="0"/>
+              <w:autoSpaceDN w:val="0"/>
+              <w:adjustRightInd w:val="0"/>
+              <w:jc w:val="both"/>
+              <w:rPr>
+                <w:rFonts w:ascii="Arial Nova Cond" w:hAnsi="Arial Nova Cond" w:cs="Arial"/>
+                <w:color w:val="000000"/>
+                <w:kern w:val="0"/>
+                <w:sz w:val="20"/>
+                <w:szCs w:val="20"/>
+              </w:rPr>
+            </w:pPr>
+            <w:r>
+              <w:rPr>
+                <w:rFonts w:ascii="Arial Nova Cond" w:hAnsi="Arial Nova Cond" w:cs="Arial"/>
+                <w:color w:val="000000"/>
+                <w:kern w:val="0"/>
+                <w:sz w:val="20"/>
+                <w:szCs w:val="20"/>
+              </w:rPr>
+              <w:t>{{producto1}}</w:t>
             </w:r>
           </w:p>
         </w:tc>
@@ -8115,7 +8316,7 @@
         </w:trPr>
         <w:tc>
           <w:tcPr>
-            <w:tcW w:w="875" w:type="dxa"/>
+            <w:tcW w:w="818" w:type="dxa"/>
             <w:vMerge/>
             <w:vAlign w:val="center"/>
           </w:tcPr>
@@ -8143,7 +8344,7 @@
         </w:tc>
         <w:tc>
           <w:tcPr>
-            <w:tcW w:w="1095" w:type="dxa"/>
+            <w:tcW w:w="1018" w:type="dxa"/>
             <w:vAlign w:val="center"/>
           </w:tcPr>
           <w:p>
@@ -8175,39 +8376,13 @@
                 <w:szCs w:val="20"/>
                 <w:lang w:val="es-ES_tradnl"/>
               </w:rPr>
-              <w:t>U 1</w:t>
-            </w:r>
-          </w:p>
-        </w:tc>
-        <w:tc>
-          <w:tcPr>
-            <w:tcW w:w="1726" w:type="dxa"/>
-            <w:vAlign w:val="center"/>
-          </w:tcPr>
-          <w:p>
-            <w:pPr>
-              <w:pStyle w:val="NormalWeb"/>
-              <w:jc w:val="both"/>
-              <w:rPr>
-                <w:rFonts w:ascii="Arial Nova Cond" w:hAnsi="Arial Nova Cond"/>
-                <w:sz w:val="20"/>
-                <w:szCs w:val="20"/>
-              </w:rPr>
-            </w:pPr>
-            <w:r>
-              <w:rPr>
-                <w:rFonts w:ascii="Arial Nova Cond" w:eastAsia="Calibri" w:hAnsi="Arial Nova Cond"/>
-                <w:sz w:val="20"/>
-                <w:szCs w:val="20"/>
-                <w:lang w:val="es-ES_tradnl"/>
-              </w:rPr>
-              <w:t>{{problemapotencialidad1}}</w:t>
-            </w:r>
-          </w:p>
-        </w:tc>
-        <w:tc>
-          <w:tcPr>
-            <w:tcW w:w="6169" w:type="dxa"/>
+              <w:t>U 2</w:t>
+            </w:r>
+          </w:p>
+        </w:tc>
+        <w:tc>
+          <w:tcPr>
+            <w:tcW w:w="5379" w:type="dxa"/>
             <w:vAlign w:val="center"/>
           </w:tcPr>
           <w:p>
@@ -8235,13 +8410,13 @@
                 <w:szCs w:val="20"/>
                 <w:lang w:val="es-ES_tradnl"/>
               </w:rPr>
-              <w:t>{{situacionsignificativa1}}</w:t>
-            </w:r>
-          </w:p>
-        </w:tc>
-        <w:tc>
-          <w:tcPr>
-            <w:tcW w:w="2015" w:type="dxa"/>
+              <w:t>{{situacionsignificativa2}}</w:t>
+            </w:r>
+          </w:p>
+        </w:tc>
+        <w:tc>
+          <w:tcPr>
+            <w:tcW w:w="1984" w:type="dxa"/>
             <w:vAlign w:val="center"/>
           </w:tcPr>
           <w:p>
@@ -8252,7 +8427,7 @@
               <w:jc w:val="center"/>
               <w:rPr>
                 <w:rFonts w:ascii="Arial Nova Cond" w:hAnsi="Arial Nova Cond" w:cs="Arial"/>
-                <w:color w:val="000000" w:themeColor="text1"/>
+                <w:color w:val="000000"/>
                 <w:kern w:val="0"/>
                 <w:sz w:val="20"/>
                 <w:szCs w:val="20"/>
@@ -8266,13 +8441,13 @@
                 <w:sz w:val="20"/>
                 <w:szCs w:val="20"/>
               </w:rPr>
-              <w:t>{{titulosituacionsignificativa1}}</w:t>
-            </w:r>
-          </w:p>
-        </w:tc>
-        <w:tc>
-          <w:tcPr>
-            <w:tcW w:w="1634" w:type="dxa"/>
+              <w:t>{{titulosituacionsignificativa2}}</w:t>
+            </w:r>
+          </w:p>
+        </w:tc>
+        <w:tc>
+          <w:tcPr>
+            <w:tcW w:w="2693" w:type="dxa"/>
             <w:vAlign w:val="center"/>
           </w:tcPr>
           <w:p>
@@ -8297,13 +8472,13 @@
                 <w:sz w:val="20"/>
                 <w:szCs w:val="20"/>
               </w:rPr>
-              <w:t>{{competencias1}}</w:t>
-            </w:r>
-          </w:p>
-        </w:tc>
-        <w:tc>
-          <w:tcPr>
-            <w:tcW w:w="1337" w:type="dxa"/>
+              <w:t>{{campotematico2}}</w:t>
+            </w:r>
+          </w:p>
+        </w:tc>
+        <w:tc>
+          <w:tcPr>
+            <w:tcW w:w="1560" w:type="dxa"/>
             <w:vAlign w:val="center"/>
           </w:tcPr>
           <w:p>
@@ -8311,7 +8486,7 @@
               <w:autoSpaceDE w:val="0"/>
               <w:autoSpaceDN w:val="0"/>
               <w:adjustRightInd w:val="0"/>
-              <w:jc w:val="center"/>
+              <w:jc w:val="both"/>
               <w:rPr>
                 <w:rFonts w:ascii="Arial Nova Cond" w:hAnsi="Arial Nova Cond" w:cs="Arial"/>
                 <w:color w:val="000000"/>
@@ -8328,7 +8503,38 @@
                 <w:sz w:val="20"/>
                 <w:szCs w:val="20"/>
               </w:rPr>
-              <w:t>{{producto1}}</w:t>
+              <w:t>{{competencias2}}</w:t>
+            </w:r>
+          </w:p>
+        </w:tc>
+        <w:tc>
+          <w:tcPr>
+            <w:tcW w:w="1399" w:type="dxa"/>
+            <w:vAlign w:val="center"/>
+          </w:tcPr>
+          <w:p>
+            <w:pPr>
+              <w:autoSpaceDE w:val="0"/>
+              <w:autoSpaceDN w:val="0"/>
+              <w:adjustRightInd w:val="0"/>
+              <w:jc w:val="both"/>
+              <w:rPr>
+                <w:rFonts w:ascii="Arial Nova Cond" w:hAnsi="Arial Nova Cond" w:cs="Arial"/>
+                <w:color w:val="000000"/>
+                <w:kern w:val="0"/>
+                <w:sz w:val="20"/>
+                <w:szCs w:val="20"/>
+              </w:rPr>
+            </w:pPr>
+            <w:r>
+              <w:rPr>
+                <w:rFonts w:ascii="Arial Nova Cond" w:hAnsi="Arial Nova Cond" w:cs="Arial"/>
+                <w:color w:val="000000"/>
+                <w:kern w:val="0"/>
+                <w:sz w:val="20"/>
+                <w:szCs w:val="20"/>
+              </w:rPr>
+              <w:t>{{producto2}}</w:t>
             </w:r>
           </w:p>
         </w:tc>
@@ -8340,8 +8546,8 @@
         </w:trPr>
         <w:tc>
           <w:tcPr>
-            <w:tcW w:w="875" w:type="dxa"/>
-            <w:vMerge/>
+            <w:tcW w:w="818" w:type="dxa"/>
+            <w:vMerge w:val="restart"/>
             <w:vAlign w:val="center"/>
           </w:tcPr>
           <w:p>
@@ -8364,11 +8570,22 @@
                 <w:lang w:val="es-ES_tradnl"/>
               </w:rPr>
             </w:pPr>
-          </w:p>
-        </w:tc>
-        <w:tc>
-          <w:tcPr>
-            <w:tcW w:w="1095" w:type="dxa"/>
+            <w:r>
+              <w:rPr>
+                <w:rFonts w:ascii="Arial Nova Cond" w:eastAsia="Calibri" w:hAnsi="Arial Nova Cond" w:cs="Times New Roman"/>
+                <w:b/>
+                <w:bCs/>
+                <w:sz w:val="20"/>
+                <w:szCs w:val="20"/>
+                <w:lang w:val="es-ES_tradnl"/>
+              </w:rPr>
+              <w:t>II</w:t>
+            </w:r>
+          </w:p>
+        </w:tc>
+        <w:tc>
+          <w:tcPr>
+            <w:tcW w:w="1018" w:type="dxa"/>
             <w:vAlign w:val="center"/>
           </w:tcPr>
           <w:p>
@@ -8400,39 +8617,13 @@
                 <w:szCs w:val="20"/>
                 <w:lang w:val="es-ES_tradnl"/>
               </w:rPr>
-              <w:t>U 2</w:t>
-            </w:r>
-          </w:p>
-        </w:tc>
-        <w:tc>
-          <w:tcPr>
-            <w:tcW w:w="1726" w:type="dxa"/>
-            <w:vAlign w:val="center"/>
-          </w:tcPr>
-          <w:p>
-            <w:pPr>
-              <w:pStyle w:val="NormalWeb"/>
-              <w:jc w:val="both"/>
-              <w:rPr>
-                <w:rFonts w:ascii="Arial Nova Cond" w:eastAsia="Calibri" w:hAnsi="Arial Nova Cond"/>
-                <w:sz w:val="20"/>
-                <w:szCs w:val="20"/>
-              </w:rPr>
-            </w:pPr>
-            <w:r>
-              <w:rPr>
-                <w:rFonts w:ascii="Arial Nova Cond" w:eastAsia="Calibri" w:hAnsi="Arial Nova Cond"/>
-                <w:sz w:val="20"/>
-                <w:szCs w:val="20"/>
-                <w:lang w:val="es-ES_tradnl"/>
-              </w:rPr>
-              <w:t>{{problemapotencialidad2}}</w:t>
-            </w:r>
-          </w:p>
-        </w:tc>
-        <w:tc>
-          <w:tcPr>
-            <w:tcW w:w="6169" w:type="dxa"/>
+              <w:t>U 3</w:t>
+            </w:r>
+          </w:p>
+        </w:tc>
+        <w:tc>
+          <w:tcPr>
+            <w:tcW w:w="5379" w:type="dxa"/>
             <w:vAlign w:val="center"/>
           </w:tcPr>
           <w:p>
@@ -8448,6 +8639,7 @@
               <w:jc w:val="both"/>
               <w:rPr>
                 <w:rFonts w:ascii="Arial Nova Cond" w:eastAsia="Calibri" w:hAnsi="Arial Nova Cond" w:cs="Times New Roman"/>
+                <w:color w:val="000000" w:themeColor="text1"/>
                 <w:sz w:val="20"/>
                 <w:szCs w:val="20"/>
                 <w:lang w:val="es-ES_tradnl"/>
@@ -8460,13 +8652,13 @@
                 <w:szCs w:val="20"/>
                 <w:lang w:val="es-ES_tradnl"/>
               </w:rPr>
-              <w:t>{{situacionsignificativa2}}</w:t>
-            </w:r>
-          </w:p>
-        </w:tc>
-        <w:tc>
-          <w:tcPr>
-            <w:tcW w:w="2015" w:type="dxa"/>
+              <w:t>{{situacionsignificativa3}}</w:t>
+            </w:r>
+          </w:p>
+        </w:tc>
+        <w:tc>
+          <w:tcPr>
+            <w:tcW w:w="1984" w:type="dxa"/>
             <w:vAlign w:val="center"/>
           </w:tcPr>
           <w:p>
@@ -8477,7 +8669,7 @@
               <w:jc w:val="center"/>
               <w:rPr>
                 <w:rFonts w:ascii="Arial Nova Cond" w:hAnsi="Arial Nova Cond" w:cs="Arial"/>
-                <w:color w:val="000000"/>
+                <w:color w:val="215E99" w:themeColor="text2" w:themeTint="BF"/>
                 <w:kern w:val="0"/>
                 <w:sz w:val="20"/>
                 <w:szCs w:val="20"/>
@@ -8491,13 +8683,13 @@
                 <w:sz w:val="20"/>
                 <w:szCs w:val="20"/>
               </w:rPr>
-              <w:t>{{titulosituacionsignificativa2}}</w:t>
-            </w:r>
-          </w:p>
-        </w:tc>
-        <w:tc>
-          <w:tcPr>
-            <w:tcW w:w="1634" w:type="dxa"/>
+              <w:t>{{titulosituacionsignificativa3}}</w:t>
+            </w:r>
+          </w:p>
+        </w:tc>
+        <w:tc>
+          <w:tcPr>
+            <w:tcW w:w="2693" w:type="dxa"/>
             <w:vAlign w:val="center"/>
           </w:tcPr>
           <w:p>
@@ -8522,13 +8714,13 @@
                 <w:sz w:val="20"/>
                 <w:szCs w:val="20"/>
               </w:rPr>
-              <w:t>{{competencias2}}</w:t>
-            </w:r>
-          </w:p>
-        </w:tc>
-        <w:tc>
-          <w:tcPr>
-            <w:tcW w:w="1337" w:type="dxa"/>
+              <w:t>{{campotematico3}}</w:t>
+            </w:r>
+          </w:p>
+        </w:tc>
+        <w:tc>
+          <w:tcPr>
+            <w:tcW w:w="1560" w:type="dxa"/>
             <w:vAlign w:val="center"/>
           </w:tcPr>
           <w:p>
@@ -8536,7 +8728,7 @@
               <w:autoSpaceDE w:val="0"/>
               <w:autoSpaceDN w:val="0"/>
               <w:adjustRightInd w:val="0"/>
-              <w:jc w:val="center"/>
+              <w:jc w:val="both"/>
               <w:rPr>
                 <w:rFonts w:ascii="Arial Nova Cond" w:hAnsi="Arial Nova Cond" w:cs="Arial"/>
                 <w:color w:val="000000"/>
@@ -8553,7 +8745,38 @@
                 <w:sz w:val="20"/>
                 <w:szCs w:val="20"/>
               </w:rPr>
-              <w:t>{{producto2}}</w:t>
+              <w:t>{{competencias3}}</w:t>
+            </w:r>
+          </w:p>
+        </w:tc>
+        <w:tc>
+          <w:tcPr>
+            <w:tcW w:w="1399" w:type="dxa"/>
+            <w:vAlign w:val="center"/>
+          </w:tcPr>
+          <w:p>
+            <w:pPr>
+              <w:autoSpaceDE w:val="0"/>
+              <w:autoSpaceDN w:val="0"/>
+              <w:adjustRightInd w:val="0"/>
+              <w:jc w:val="both"/>
+              <w:rPr>
+                <w:rFonts w:ascii="Arial Nova Cond" w:hAnsi="Arial Nova Cond" w:cs="Arial"/>
+                <w:color w:val="000000"/>
+                <w:kern w:val="0"/>
+                <w:sz w:val="20"/>
+                <w:szCs w:val="20"/>
+              </w:rPr>
+            </w:pPr>
+            <w:r>
+              <w:rPr>
+                <w:rFonts w:ascii="Arial Nova Cond" w:hAnsi="Arial Nova Cond" w:cs="Arial"/>
+                <w:color w:val="000000"/>
+                <w:kern w:val="0"/>
+                <w:sz w:val="20"/>
+                <w:szCs w:val="20"/>
+              </w:rPr>
+              <w:t>{{producto3}}</w:t>
             </w:r>
           </w:p>
         </w:tc>
@@ -8565,8 +8788,8 @@
         </w:trPr>
         <w:tc>
           <w:tcPr>
-            <w:tcW w:w="875" w:type="dxa"/>
-            <w:vMerge w:val="restart"/>
+            <w:tcW w:w="818" w:type="dxa"/>
+            <w:vMerge/>
             <w:vAlign w:val="center"/>
           </w:tcPr>
           <w:p>
@@ -8589,22 +8812,11 @@
                 <w:lang w:val="es-ES_tradnl"/>
               </w:rPr>
             </w:pPr>
-            <w:r>
-              <w:rPr>
-                <w:rFonts w:ascii="Arial Nova Cond" w:eastAsia="Calibri" w:hAnsi="Arial Nova Cond" w:cs="Times New Roman"/>
-                <w:b/>
-                <w:bCs/>
-                <w:sz w:val="20"/>
-                <w:szCs w:val="20"/>
-                <w:lang w:val="es-ES_tradnl"/>
-              </w:rPr>
-              <w:t>II</w:t>
-            </w:r>
-          </w:p>
-        </w:tc>
-        <w:tc>
-          <w:tcPr>
-            <w:tcW w:w="1095" w:type="dxa"/>
+          </w:p>
+        </w:tc>
+        <w:tc>
+          <w:tcPr>
+            <w:tcW w:w="1018" w:type="dxa"/>
             <w:vAlign w:val="center"/>
           </w:tcPr>
           <w:p>
@@ -8636,39 +8848,13 @@
                 <w:szCs w:val="20"/>
                 <w:lang w:val="es-ES_tradnl"/>
               </w:rPr>
-              <w:t>U 3</w:t>
-            </w:r>
-          </w:p>
-        </w:tc>
-        <w:tc>
-          <w:tcPr>
-            <w:tcW w:w="1726" w:type="dxa"/>
-            <w:vAlign w:val="center"/>
-          </w:tcPr>
-          <w:p>
-            <w:pPr>
-              <w:pStyle w:val="Sinespaciado"/>
-              <w:jc w:val="both"/>
-              <w:rPr>
-                <w:rFonts w:ascii="Arial Nova Cond" w:eastAsia="Times New Roman" w:hAnsi="Arial Nova Cond" w:cs="Times New Roman"/>
-                <w:sz w:val="20"/>
-                <w:szCs w:val="20"/>
-              </w:rPr>
-            </w:pPr>
-            <w:r>
-              <w:rPr>
-                <w:rFonts w:ascii="Arial Nova Cond" w:eastAsia="Calibri" w:hAnsi="Arial Nova Cond" w:cs="Times New Roman"/>
-                <w:sz w:val="20"/>
-                <w:szCs w:val="20"/>
-                <w:lang w:val="es-ES_tradnl"/>
-              </w:rPr>
-              <w:t>{{problemapotencialidad3}}</w:t>
-            </w:r>
-          </w:p>
-        </w:tc>
-        <w:tc>
-          <w:tcPr>
-            <w:tcW w:w="6169" w:type="dxa"/>
+              <w:t>U 4</w:t>
+            </w:r>
+          </w:p>
+        </w:tc>
+        <w:tc>
+          <w:tcPr>
+            <w:tcW w:w="5379" w:type="dxa"/>
             <w:vAlign w:val="center"/>
           </w:tcPr>
           <w:p>
@@ -8697,13 +8883,13 @@
                 <w:szCs w:val="20"/>
                 <w:lang w:val="es-ES_tradnl"/>
               </w:rPr>
-              <w:t>{{situacionsignificativa3}}</w:t>
-            </w:r>
-          </w:p>
-        </w:tc>
-        <w:tc>
-          <w:tcPr>
-            <w:tcW w:w="2015" w:type="dxa"/>
+              <w:t>{{situacionsignificativa4}}</w:t>
+            </w:r>
+          </w:p>
+        </w:tc>
+        <w:tc>
+          <w:tcPr>
+            <w:tcW w:w="1984" w:type="dxa"/>
             <w:vAlign w:val="center"/>
           </w:tcPr>
           <w:p>
@@ -8714,7 +8900,7 @@
               <w:jc w:val="center"/>
               <w:rPr>
                 <w:rFonts w:ascii="Arial Nova Cond" w:hAnsi="Arial Nova Cond" w:cs="Arial"/>
-                <w:color w:val="215E99" w:themeColor="text2" w:themeTint="BF"/>
+                <w:color w:val="000000" w:themeColor="text1"/>
                 <w:kern w:val="0"/>
                 <w:sz w:val="20"/>
                 <w:szCs w:val="20"/>
@@ -8728,13 +8914,13 @@
                 <w:sz w:val="20"/>
                 <w:szCs w:val="20"/>
               </w:rPr>
-              <w:t>{{titulosituacionsignificativa3}}</w:t>
-            </w:r>
-          </w:p>
-        </w:tc>
-        <w:tc>
-          <w:tcPr>
-            <w:tcW w:w="1634" w:type="dxa"/>
+              <w:t>{{titulosituacionsignificativa4}}</w:t>
+            </w:r>
+          </w:p>
+        </w:tc>
+        <w:tc>
+          <w:tcPr>
+            <w:tcW w:w="2693" w:type="dxa"/>
             <w:vAlign w:val="center"/>
           </w:tcPr>
           <w:p>
@@ -8759,13 +8945,13 @@
                 <w:sz w:val="20"/>
                 <w:szCs w:val="20"/>
               </w:rPr>
-              <w:t>{{competencias3}}</w:t>
-            </w:r>
-          </w:p>
-        </w:tc>
-        <w:tc>
-          <w:tcPr>
-            <w:tcW w:w="1337" w:type="dxa"/>
+              <w:t>{{campotematico4}}</w:t>
+            </w:r>
+          </w:p>
+        </w:tc>
+        <w:tc>
+          <w:tcPr>
+            <w:tcW w:w="1560" w:type="dxa"/>
             <w:vAlign w:val="center"/>
           </w:tcPr>
           <w:p>
@@ -8773,7 +8959,7 @@
               <w:autoSpaceDE w:val="0"/>
               <w:autoSpaceDN w:val="0"/>
               <w:adjustRightInd w:val="0"/>
-              <w:jc w:val="center"/>
+              <w:jc w:val="both"/>
               <w:rPr>
                 <w:rFonts w:ascii="Arial Nova Cond" w:hAnsi="Arial Nova Cond" w:cs="Arial"/>
                 <w:color w:val="000000"/>
@@ -8790,7 +8976,38 @@
                 <w:sz w:val="20"/>
                 <w:szCs w:val="20"/>
               </w:rPr>
-              <w:t>{{producto3}}</w:t>
+              <w:t>{{competencias4}}</w:t>
+            </w:r>
+          </w:p>
+        </w:tc>
+        <w:tc>
+          <w:tcPr>
+            <w:tcW w:w="1399" w:type="dxa"/>
+            <w:vAlign w:val="center"/>
+          </w:tcPr>
+          <w:p>
+            <w:pPr>
+              <w:autoSpaceDE w:val="0"/>
+              <w:autoSpaceDN w:val="0"/>
+              <w:adjustRightInd w:val="0"/>
+              <w:jc w:val="both"/>
+              <w:rPr>
+                <w:rFonts w:ascii="Arial Nova Cond" w:hAnsi="Arial Nova Cond" w:cs="Arial"/>
+                <w:color w:val="000000"/>
+                <w:kern w:val="0"/>
+                <w:sz w:val="20"/>
+                <w:szCs w:val="20"/>
+              </w:rPr>
+            </w:pPr>
+            <w:r>
+              <w:rPr>
+                <w:rFonts w:ascii="Arial Nova Cond" w:hAnsi="Arial Nova Cond" w:cs="Arial"/>
+                <w:color w:val="000000"/>
+                <w:kern w:val="0"/>
+                <w:sz w:val="20"/>
+                <w:szCs w:val="20"/>
+              </w:rPr>
+              <w:t>{{producto4}}</w:t>
             </w:r>
           </w:p>
         </w:tc>
@@ -8802,8 +9019,8 @@
         </w:trPr>
         <w:tc>
           <w:tcPr>
-            <w:tcW w:w="875" w:type="dxa"/>
-            <w:vMerge/>
+            <w:tcW w:w="818" w:type="dxa"/>
+            <w:vMerge w:val="restart"/>
             <w:vAlign w:val="center"/>
           </w:tcPr>
           <w:p>
@@ -8826,11 +9043,22 @@
                 <w:lang w:val="es-ES_tradnl"/>
               </w:rPr>
             </w:pPr>
-          </w:p>
-        </w:tc>
-        <w:tc>
-          <w:tcPr>
-            <w:tcW w:w="1095" w:type="dxa"/>
+            <w:r>
+              <w:rPr>
+                <w:rFonts w:ascii="Arial Nova Cond" w:eastAsia="Calibri" w:hAnsi="Arial Nova Cond" w:cs="Times New Roman"/>
+                <w:b/>
+                <w:bCs/>
+                <w:sz w:val="20"/>
+                <w:szCs w:val="20"/>
+                <w:lang w:val="es-ES_tradnl"/>
+              </w:rPr>
+              <w:t>III</w:t>
+            </w:r>
+          </w:p>
+        </w:tc>
+        <w:tc>
+          <w:tcPr>
+            <w:tcW w:w="1018" w:type="dxa"/>
             <w:vAlign w:val="center"/>
           </w:tcPr>
           <w:p>
@@ -8862,39 +9090,13 @@
                 <w:szCs w:val="20"/>
                 <w:lang w:val="es-ES_tradnl"/>
               </w:rPr>
-              <w:t>U 4</w:t>
-            </w:r>
-          </w:p>
-        </w:tc>
-        <w:tc>
-          <w:tcPr>
-            <w:tcW w:w="1726" w:type="dxa"/>
-            <w:vAlign w:val="center"/>
-          </w:tcPr>
-          <w:p>
-            <w:pPr>
-              <w:pStyle w:val="Sinespaciado"/>
-              <w:jc w:val="both"/>
-              <w:rPr>
-                <w:rFonts w:ascii="Arial Nova Cond" w:hAnsi="Arial Nova Cond"/>
-                <w:sz w:val="20"/>
-                <w:szCs w:val="20"/>
-              </w:rPr>
-            </w:pPr>
-            <w:r>
-              <w:rPr>
-                <w:rFonts w:ascii="Arial Nova Cond" w:eastAsia="Calibri" w:hAnsi="Arial Nova Cond" w:cs="Times New Roman"/>
-                <w:sz w:val="20"/>
-                <w:szCs w:val="20"/>
-                <w:lang w:val="es-ES_tradnl"/>
-              </w:rPr>
-              <w:t>{{problemapotencialidad4}}</w:t>
-            </w:r>
-          </w:p>
-        </w:tc>
-        <w:tc>
-          <w:tcPr>
-            <w:tcW w:w="6169" w:type="dxa"/>
+              <w:t>U 5</w:t>
+            </w:r>
+          </w:p>
+        </w:tc>
+        <w:tc>
+          <w:tcPr>
+            <w:tcW w:w="5379" w:type="dxa"/>
             <w:vAlign w:val="center"/>
           </w:tcPr>
           <w:p>
@@ -8923,13 +9125,13 @@
                 <w:szCs w:val="20"/>
                 <w:lang w:val="es-ES_tradnl"/>
               </w:rPr>
-              <w:t>{{situacionsignificativa4}}</w:t>
-            </w:r>
-          </w:p>
-        </w:tc>
-        <w:tc>
-          <w:tcPr>
-            <w:tcW w:w="2015" w:type="dxa"/>
+              <w:t xml:space="preserve">{{situacionsignificativa5}} </w:t>
+            </w:r>
+          </w:p>
+        </w:tc>
+        <w:tc>
+          <w:tcPr>
+            <w:tcW w:w="1984" w:type="dxa"/>
             <w:vAlign w:val="center"/>
           </w:tcPr>
           <w:p>
@@ -8954,13 +9156,13 @@
                 <w:sz w:val="20"/>
                 <w:szCs w:val="20"/>
               </w:rPr>
-              <w:t>{{titulosituacionsignificativa4}}</w:t>
-            </w:r>
-          </w:p>
-        </w:tc>
-        <w:tc>
-          <w:tcPr>
-            <w:tcW w:w="1634" w:type="dxa"/>
+              <w:t>{{titulosituacionsignificativa5}}</w:t>
+            </w:r>
+          </w:p>
+        </w:tc>
+        <w:tc>
+          <w:tcPr>
+            <w:tcW w:w="2693" w:type="dxa"/>
             <w:vAlign w:val="center"/>
           </w:tcPr>
           <w:p>
@@ -8985,13 +9187,13 @@
                 <w:sz w:val="20"/>
                 <w:szCs w:val="20"/>
               </w:rPr>
-              <w:t>{{competencias4}}</w:t>
-            </w:r>
-          </w:p>
-        </w:tc>
-        <w:tc>
-          <w:tcPr>
-            <w:tcW w:w="1337" w:type="dxa"/>
+              <w:t>{{campotematico5}}</w:t>
+            </w:r>
+          </w:p>
+        </w:tc>
+        <w:tc>
+          <w:tcPr>
+            <w:tcW w:w="1560" w:type="dxa"/>
             <w:vAlign w:val="center"/>
           </w:tcPr>
           <w:p>
@@ -8999,7 +9201,7 @@
               <w:autoSpaceDE w:val="0"/>
               <w:autoSpaceDN w:val="0"/>
               <w:adjustRightInd w:val="0"/>
-              <w:jc w:val="center"/>
+              <w:jc w:val="both"/>
               <w:rPr>
                 <w:rFonts w:ascii="Arial Nova Cond" w:hAnsi="Arial Nova Cond" w:cs="Arial"/>
                 <w:color w:val="000000"/>
@@ -9016,7 +9218,38 @@
                 <w:sz w:val="20"/>
                 <w:szCs w:val="20"/>
               </w:rPr>
-              <w:t>{{producto4}}</w:t>
+              <w:t>{{competencias5}}</w:t>
+            </w:r>
+          </w:p>
+        </w:tc>
+        <w:tc>
+          <w:tcPr>
+            <w:tcW w:w="1399" w:type="dxa"/>
+            <w:vAlign w:val="center"/>
+          </w:tcPr>
+          <w:p>
+            <w:pPr>
+              <w:autoSpaceDE w:val="0"/>
+              <w:autoSpaceDN w:val="0"/>
+              <w:adjustRightInd w:val="0"/>
+              <w:jc w:val="both"/>
+              <w:rPr>
+                <w:rFonts w:ascii="Arial Nova Cond" w:hAnsi="Arial Nova Cond" w:cs="Arial"/>
+                <w:color w:val="000000"/>
+                <w:kern w:val="0"/>
+                <w:sz w:val="20"/>
+                <w:szCs w:val="20"/>
+              </w:rPr>
+            </w:pPr>
+            <w:r>
+              <w:rPr>
+                <w:rFonts w:ascii="Arial Nova Cond" w:hAnsi="Arial Nova Cond" w:cs="Arial"/>
+                <w:color w:val="000000"/>
+                <w:kern w:val="0"/>
+                <w:sz w:val="20"/>
+                <w:szCs w:val="20"/>
+              </w:rPr>
+              <w:t>{{producto5}}</w:t>
             </w:r>
           </w:p>
         </w:tc>
@@ -9028,8 +9261,8 @@
         </w:trPr>
         <w:tc>
           <w:tcPr>
-            <w:tcW w:w="875" w:type="dxa"/>
-            <w:vMerge w:val="restart"/>
+            <w:tcW w:w="818" w:type="dxa"/>
+            <w:vMerge/>
             <w:vAlign w:val="center"/>
           </w:tcPr>
           <w:p>
@@ -9052,22 +9285,11 @@
                 <w:lang w:val="es-ES_tradnl"/>
               </w:rPr>
             </w:pPr>
-            <w:r>
-              <w:rPr>
-                <w:rFonts w:ascii="Arial Nova Cond" w:eastAsia="Calibri" w:hAnsi="Arial Nova Cond" w:cs="Times New Roman"/>
-                <w:b/>
-                <w:bCs/>
-                <w:sz w:val="20"/>
-                <w:szCs w:val="20"/>
-                <w:lang w:val="es-ES_tradnl"/>
-              </w:rPr>
-              <w:t>III</w:t>
-            </w:r>
-          </w:p>
-        </w:tc>
-        <w:tc>
-          <w:tcPr>
-            <w:tcW w:w="1095" w:type="dxa"/>
+          </w:p>
+        </w:tc>
+        <w:tc>
+          <w:tcPr>
+            <w:tcW w:w="1018" w:type="dxa"/>
             <w:vAlign w:val="center"/>
           </w:tcPr>
           <w:p>
@@ -9099,40 +9321,13 @@
                 <w:szCs w:val="20"/>
                 <w:lang w:val="es-ES_tradnl"/>
               </w:rPr>
-              <w:t>U 5</w:t>
-            </w:r>
-          </w:p>
-        </w:tc>
-        <w:tc>
-          <w:tcPr>
-            <w:tcW w:w="1726" w:type="dxa"/>
-            <w:vAlign w:val="center"/>
-          </w:tcPr>
-          <w:p>
-            <w:pPr>
-              <w:pStyle w:val="Sinespaciado"/>
-              <w:jc w:val="both"/>
-              <w:rPr>
-                <w:rFonts w:ascii="Arial Nova Cond" w:hAnsi="Arial Nova Cond"/>
-                <w:color w:val="000000" w:themeColor="text1"/>
-                <w:sz w:val="20"/>
-                <w:szCs w:val="20"/>
-              </w:rPr>
-            </w:pPr>
-            <w:r>
-              <w:rPr>
-                <w:rFonts w:ascii="Arial Nova Cond" w:eastAsia="Calibri" w:hAnsi="Arial Nova Cond" w:cs="Times New Roman"/>
-                <w:sz w:val="20"/>
-                <w:szCs w:val="20"/>
-                <w:lang w:val="es-ES_tradnl"/>
-              </w:rPr>
-              <w:t>{{problemapotencialidad5}}</w:t>
-            </w:r>
-          </w:p>
-        </w:tc>
-        <w:tc>
-          <w:tcPr>
-            <w:tcW w:w="6169" w:type="dxa"/>
+              <w:t>U 6</w:t>
+            </w:r>
+          </w:p>
+        </w:tc>
+        <w:tc>
+          <w:tcPr>
+            <w:tcW w:w="5379" w:type="dxa"/>
             <w:vAlign w:val="center"/>
           </w:tcPr>
           <w:p>
@@ -9148,7 +9343,6 @@
               <w:jc w:val="both"/>
               <w:rPr>
                 <w:rFonts w:ascii="Arial Nova Cond" w:eastAsia="Calibri" w:hAnsi="Arial Nova Cond" w:cs="Times New Roman"/>
-                <w:color w:val="000000" w:themeColor="text1"/>
                 <w:sz w:val="20"/>
                 <w:szCs w:val="20"/>
                 <w:lang w:val="es-ES_tradnl"/>
@@ -9161,13 +9355,13 @@
                 <w:szCs w:val="20"/>
                 <w:lang w:val="es-ES_tradnl"/>
               </w:rPr>
-              <w:t>{{situacionsignificativa5}}</w:t>
-            </w:r>
-          </w:p>
-        </w:tc>
-        <w:tc>
-          <w:tcPr>
-            <w:tcW w:w="2015" w:type="dxa"/>
+              <w:t>{{situacionsignificativa6}}</w:t>
+            </w:r>
+          </w:p>
+        </w:tc>
+        <w:tc>
+          <w:tcPr>
+            <w:tcW w:w="1984" w:type="dxa"/>
             <w:vAlign w:val="center"/>
           </w:tcPr>
           <w:p>
@@ -9178,7 +9372,7 @@
               <w:jc w:val="center"/>
               <w:rPr>
                 <w:rFonts w:ascii="Arial Nova Cond" w:hAnsi="Arial Nova Cond" w:cs="Arial"/>
-                <w:color w:val="000000" w:themeColor="text1"/>
+                <w:color w:val="0070C0"/>
                 <w:kern w:val="0"/>
                 <w:sz w:val="20"/>
                 <w:szCs w:val="20"/>
@@ -9192,13 +9386,13 @@
                 <w:sz w:val="20"/>
                 <w:szCs w:val="20"/>
               </w:rPr>
-              <w:t>{{titulosituacionsignificativa5}}</w:t>
-            </w:r>
-          </w:p>
-        </w:tc>
-        <w:tc>
-          <w:tcPr>
-            <w:tcW w:w="1634" w:type="dxa"/>
+              <w:t>{{titulosituacionsignificativa6}}</w:t>
+            </w:r>
+          </w:p>
+        </w:tc>
+        <w:tc>
+          <w:tcPr>
+            <w:tcW w:w="2693" w:type="dxa"/>
             <w:vAlign w:val="center"/>
           </w:tcPr>
           <w:p>
@@ -9223,13 +9417,13 @@
                 <w:sz w:val="20"/>
                 <w:szCs w:val="20"/>
               </w:rPr>
-              <w:t>{{competencias5}}</w:t>
-            </w:r>
-          </w:p>
-        </w:tc>
-        <w:tc>
-          <w:tcPr>
-            <w:tcW w:w="1337" w:type="dxa"/>
+              <w:t>{{campotematico6}}</w:t>
+            </w:r>
+          </w:p>
+        </w:tc>
+        <w:tc>
+          <w:tcPr>
+            <w:tcW w:w="1560" w:type="dxa"/>
             <w:vAlign w:val="center"/>
           </w:tcPr>
           <w:p>
@@ -9237,7 +9431,7 @@
               <w:autoSpaceDE w:val="0"/>
               <w:autoSpaceDN w:val="0"/>
               <w:adjustRightInd w:val="0"/>
-              <w:jc w:val="center"/>
+              <w:jc w:val="both"/>
               <w:rPr>
                 <w:rFonts w:ascii="Arial Nova Cond" w:hAnsi="Arial Nova Cond" w:cs="Arial"/>
                 <w:color w:val="000000"/>
@@ -9254,7 +9448,38 @@
                 <w:sz w:val="20"/>
                 <w:szCs w:val="20"/>
               </w:rPr>
-              <w:t>{{producto5}}</w:t>
+              <w:t>{{competencias6}}</w:t>
+            </w:r>
+          </w:p>
+        </w:tc>
+        <w:tc>
+          <w:tcPr>
+            <w:tcW w:w="1399" w:type="dxa"/>
+            <w:vAlign w:val="center"/>
+          </w:tcPr>
+          <w:p>
+            <w:pPr>
+              <w:autoSpaceDE w:val="0"/>
+              <w:autoSpaceDN w:val="0"/>
+              <w:adjustRightInd w:val="0"/>
+              <w:jc w:val="both"/>
+              <w:rPr>
+                <w:rFonts w:ascii="Arial Nova Cond" w:hAnsi="Arial Nova Cond" w:cs="Arial"/>
+                <w:color w:val="000000"/>
+                <w:kern w:val="0"/>
+                <w:sz w:val="20"/>
+                <w:szCs w:val="20"/>
+              </w:rPr>
+            </w:pPr>
+            <w:r>
+              <w:rPr>
+                <w:rFonts w:ascii="Arial Nova Cond" w:hAnsi="Arial Nova Cond" w:cs="Arial"/>
+                <w:color w:val="000000"/>
+                <w:kern w:val="0"/>
+                <w:sz w:val="20"/>
+                <w:szCs w:val="20"/>
+              </w:rPr>
+              <w:t>{{producto6}}</w:t>
             </w:r>
           </w:p>
         </w:tc>
@@ -9266,8 +9491,8 @@
         </w:trPr>
         <w:tc>
           <w:tcPr>
-            <w:tcW w:w="875" w:type="dxa"/>
-            <w:vMerge/>
+            <w:tcW w:w="818" w:type="dxa"/>
+            <w:vMerge w:val="restart"/>
             <w:vAlign w:val="center"/>
           </w:tcPr>
           <w:p>
@@ -9290,11 +9515,22 @@
                 <w:lang w:val="es-ES_tradnl"/>
               </w:rPr>
             </w:pPr>
-          </w:p>
-        </w:tc>
-        <w:tc>
-          <w:tcPr>
-            <w:tcW w:w="1095" w:type="dxa"/>
+            <w:r>
+              <w:rPr>
+                <w:rFonts w:ascii="Arial Nova Cond" w:eastAsia="Calibri" w:hAnsi="Arial Nova Cond" w:cs="Times New Roman"/>
+                <w:b/>
+                <w:bCs/>
+                <w:sz w:val="20"/>
+                <w:szCs w:val="20"/>
+                <w:lang w:val="es-ES_tradnl"/>
+              </w:rPr>
+              <w:t>IV</w:t>
+            </w:r>
+          </w:p>
+        </w:tc>
+        <w:tc>
+          <w:tcPr>
+            <w:tcW w:w="1018" w:type="dxa"/>
             <w:vAlign w:val="center"/>
           </w:tcPr>
           <w:p>
@@ -9326,39 +9562,13 @@
                 <w:szCs w:val="20"/>
                 <w:lang w:val="es-ES_tradnl"/>
               </w:rPr>
-              <w:t>U 6</w:t>
-            </w:r>
-          </w:p>
-        </w:tc>
-        <w:tc>
-          <w:tcPr>
-            <w:tcW w:w="1726" w:type="dxa"/>
-            <w:vAlign w:val="center"/>
-          </w:tcPr>
-          <w:p>
-            <w:pPr>
-              <w:pStyle w:val="Sinespaciado"/>
-              <w:jc w:val="both"/>
-              <w:rPr>
-                <w:rFonts w:ascii="Arial Nova Cond" w:hAnsi="Arial Nova Cond"/>
-                <w:sz w:val="20"/>
-                <w:szCs w:val="20"/>
-              </w:rPr>
-            </w:pPr>
-            <w:r>
-              <w:rPr>
-                <w:rFonts w:ascii="Arial Nova Cond" w:eastAsia="Calibri" w:hAnsi="Arial Nova Cond" w:cs="Times New Roman"/>
-                <w:sz w:val="20"/>
-                <w:szCs w:val="20"/>
-                <w:lang w:val="es-ES_tradnl"/>
-              </w:rPr>
-              <w:t>{{problemapotencialidad6}}</w:t>
-            </w:r>
-          </w:p>
-        </w:tc>
-        <w:tc>
-          <w:tcPr>
-            <w:tcW w:w="6169" w:type="dxa"/>
+              <w:t>U 7</w:t>
+            </w:r>
+          </w:p>
+        </w:tc>
+        <w:tc>
+          <w:tcPr>
+            <w:tcW w:w="5379" w:type="dxa"/>
             <w:vAlign w:val="center"/>
           </w:tcPr>
           <w:p>
@@ -9373,26 +9583,26 @@
               <w:ind w:left="0"/>
               <w:jc w:val="both"/>
               <w:rPr>
+                <w:rFonts w:ascii="Arial Nova Cond" w:hAnsi="Arial Nova Cond"/>
+                <w:color w:val="000000" w:themeColor="text1"/>
+                <w:sz w:val="20"/>
+                <w:szCs w:val="20"/>
+              </w:rPr>
+            </w:pPr>
+            <w:r>
+              <w:rPr>
                 <w:rFonts w:ascii="Arial Nova Cond" w:eastAsia="Calibri" w:hAnsi="Arial Nova Cond" w:cs="Times New Roman"/>
                 <w:sz w:val="20"/>
                 <w:szCs w:val="20"/>
                 <w:lang w:val="es-ES_tradnl"/>
               </w:rPr>
-            </w:pPr>
-            <w:r>
-              <w:rPr>
-                <w:rFonts w:ascii="Arial Nova Cond" w:eastAsia="Calibri" w:hAnsi="Arial Nova Cond" w:cs="Times New Roman"/>
-                <w:sz w:val="20"/>
-                <w:szCs w:val="20"/>
-                <w:lang w:val="es-ES_tradnl"/>
-              </w:rPr>
-              <w:t>{{situacionsignificativa6}}</w:t>
-            </w:r>
-          </w:p>
-        </w:tc>
-        <w:tc>
-          <w:tcPr>
-            <w:tcW w:w="2015" w:type="dxa"/>
+              <w:t>{{situacionsignificativa7}}</w:t>
+            </w:r>
+          </w:p>
+        </w:tc>
+        <w:tc>
+          <w:tcPr>
+            <w:tcW w:w="1984" w:type="dxa"/>
             <w:vAlign w:val="center"/>
           </w:tcPr>
           <w:p>
@@ -9403,7 +9613,7 @@
               <w:jc w:val="center"/>
               <w:rPr>
                 <w:rFonts w:ascii="Arial Nova Cond" w:hAnsi="Arial Nova Cond" w:cs="Arial"/>
-                <w:color w:val="0070C0"/>
+                <w:color w:val="000000" w:themeColor="text1"/>
                 <w:kern w:val="0"/>
                 <w:sz w:val="20"/>
                 <w:szCs w:val="20"/>
@@ -9417,13 +9627,13 @@
                 <w:sz w:val="20"/>
                 <w:szCs w:val="20"/>
               </w:rPr>
-              <w:t>{{titulosituacionsignificativa6}}</w:t>
-            </w:r>
-          </w:p>
-        </w:tc>
-        <w:tc>
-          <w:tcPr>
-            <w:tcW w:w="1634" w:type="dxa"/>
+              <w:t>{{titulosituacionsignificativa7}}</w:t>
+            </w:r>
+          </w:p>
+        </w:tc>
+        <w:tc>
+          <w:tcPr>
+            <w:tcW w:w="2693" w:type="dxa"/>
             <w:vAlign w:val="center"/>
           </w:tcPr>
           <w:p>
@@ -9448,13 +9658,13 @@
                 <w:sz w:val="20"/>
                 <w:szCs w:val="20"/>
               </w:rPr>
-              <w:t>{{competencias6}}</w:t>
-            </w:r>
-          </w:p>
-        </w:tc>
-        <w:tc>
-          <w:tcPr>
-            <w:tcW w:w="1337" w:type="dxa"/>
+              <w:t>{{campotematico7}}</w:t>
+            </w:r>
+          </w:p>
+        </w:tc>
+        <w:tc>
+          <w:tcPr>
+            <w:tcW w:w="1560" w:type="dxa"/>
             <w:vAlign w:val="center"/>
           </w:tcPr>
           <w:p>
@@ -9462,7 +9672,7 @@
               <w:autoSpaceDE w:val="0"/>
               <w:autoSpaceDN w:val="0"/>
               <w:adjustRightInd w:val="0"/>
-              <w:jc w:val="center"/>
+              <w:jc w:val="both"/>
               <w:rPr>
                 <w:rFonts w:ascii="Arial Nova Cond" w:hAnsi="Arial Nova Cond" w:cs="Arial"/>
                 <w:color w:val="000000"/>
@@ -9479,7 +9689,38 @@
                 <w:sz w:val="20"/>
                 <w:szCs w:val="20"/>
               </w:rPr>
-              <w:t>{{producto6}}</w:t>
+              <w:t>{{competencias7}}</w:t>
+            </w:r>
+          </w:p>
+        </w:tc>
+        <w:tc>
+          <w:tcPr>
+            <w:tcW w:w="1399" w:type="dxa"/>
+            <w:vAlign w:val="center"/>
+          </w:tcPr>
+          <w:p>
+            <w:pPr>
+              <w:autoSpaceDE w:val="0"/>
+              <w:autoSpaceDN w:val="0"/>
+              <w:adjustRightInd w:val="0"/>
+              <w:jc w:val="both"/>
+              <w:rPr>
+                <w:rFonts w:ascii="Arial Nova Cond" w:hAnsi="Arial Nova Cond" w:cs="Arial"/>
+                <w:color w:val="000000"/>
+                <w:kern w:val="0"/>
+                <w:sz w:val="20"/>
+                <w:szCs w:val="20"/>
+              </w:rPr>
+            </w:pPr>
+            <w:r>
+              <w:rPr>
+                <w:rFonts w:ascii="Arial Nova Cond" w:hAnsi="Arial Nova Cond" w:cs="Arial"/>
+                <w:color w:val="000000"/>
+                <w:kern w:val="0"/>
+                <w:sz w:val="20"/>
+                <w:szCs w:val="20"/>
+              </w:rPr>
+              <w:t>{{producto7}}</w:t>
             </w:r>
           </w:p>
         </w:tc>
@@ -9491,8 +9732,8 @@
         </w:trPr>
         <w:tc>
           <w:tcPr>
-            <w:tcW w:w="875" w:type="dxa"/>
-            <w:vMerge w:val="restart"/>
+            <w:tcW w:w="818" w:type="dxa"/>
+            <w:vMerge/>
             <w:vAlign w:val="center"/>
           </w:tcPr>
           <w:p>
@@ -9515,22 +9756,11 @@
                 <w:lang w:val="es-ES_tradnl"/>
               </w:rPr>
             </w:pPr>
-            <w:r>
-              <w:rPr>
-                <w:rFonts w:ascii="Arial Nova Cond" w:eastAsia="Calibri" w:hAnsi="Arial Nova Cond" w:cs="Times New Roman"/>
-                <w:b/>
-                <w:bCs/>
-                <w:sz w:val="20"/>
-                <w:szCs w:val="20"/>
-                <w:lang w:val="es-ES_tradnl"/>
-              </w:rPr>
-              <w:t>IV</w:t>
-            </w:r>
-          </w:p>
-        </w:tc>
-        <w:tc>
-          <w:tcPr>
-            <w:tcW w:w="1095" w:type="dxa"/>
+          </w:p>
+        </w:tc>
+        <w:tc>
+          <w:tcPr>
+            <w:tcW w:w="1018" w:type="dxa"/>
             <w:vAlign w:val="center"/>
           </w:tcPr>
           <w:p>
@@ -9562,13 +9792,13 @@
                 <w:szCs w:val="20"/>
                 <w:lang w:val="es-ES_tradnl"/>
               </w:rPr>
-              <w:t>U 7</w:t>
-            </w:r>
-          </w:p>
-        </w:tc>
-        <w:tc>
-          <w:tcPr>
-            <w:tcW w:w="1726" w:type="dxa"/>
+              <w:t>U 8</w:t>
+            </w:r>
+          </w:p>
+        </w:tc>
+        <w:tc>
+          <w:tcPr>
+            <w:tcW w:w="5379" w:type="dxa"/>
             <w:vAlign w:val="center"/>
           </w:tcPr>
           <w:p>
@@ -9581,6 +9811,7 @@
               </w:tabs>
               <w:spacing w:line="276" w:lineRule="auto"/>
               <w:ind w:left="0"/>
+              <w:jc w:val="both"/>
               <w:rPr>
                 <w:rFonts w:ascii="Arial Nova Cond" w:eastAsia="Calibri" w:hAnsi="Arial Nova Cond" w:cs="Times New Roman"/>
                 <w:color w:val="000000" w:themeColor="text1"/>
@@ -9596,47 +9827,13 @@
                 <w:szCs w:val="20"/>
                 <w:lang w:val="es-ES_tradnl"/>
               </w:rPr>
-              <w:t>{{problemapotencialidad7}}</w:t>
-            </w:r>
-          </w:p>
-        </w:tc>
-        <w:tc>
-          <w:tcPr>
-            <w:tcW w:w="6169" w:type="dxa"/>
-            <w:vAlign w:val="center"/>
-          </w:tcPr>
-          <w:p>
-            <w:pPr>
-              <w:pStyle w:val="Prrafodelista"/>
-              <w:tabs>
-                <w:tab w:val="left" w:pos="0"/>
-                <w:tab w:val="left" w:pos="142"/>
-                <w:tab w:val="left" w:pos="284"/>
-              </w:tabs>
-              <w:spacing w:line="276" w:lineRule="auto"/>
-              <w:ind w:left="0"/>
-              <w:jc w:val="both"/>
-              <w:rPr>
-                <w:rFonts w:ascii="Arial Nova Cond" w:hAnsi="Arial Nova Cond"/>
-                <w:color w:val="000000" w:themeColor="text1"/>
-                <w:sz w:val="20"/>
-                <w:szCs w:val="20"/>
-              </w:rPr>
-            </w:pPr>
-            <w:r>
-              <w:rPr>
-                <w:rFonts w:ascii="Arial Nova Cond" w:eastAsia="Calibri" w:hAnsi="Arial Nova Cond" w:cs="Times New Roman"/>
-                <w:sz w:val="20"/>
-                <w:szCs w:val="20"/>
-                <w:lang w:val="es-ES_tradnl"/>
-              </w:rPr>
-              <w:t>{{situacionsignificativa7}}</w:t>
-            </w:r>
-          </w:p>
-        </w:tc>
-        <w:tc>
-          <w:tcPr>
-            <w:tcW w:w="2015" w:type="dxa"/>
+              <w:t>{{situacionsignificativa8}}</w:t>
+            </w:r>
+          </w:p>
+        </w:tc>
+        <w:tc>
+          <w:tcPr>
+            <w:tcW w:w="1984" w:type="dxa"/>
             <w:vAlign w:val="center"/>
           </w:tcPr>
           <w:p>
@@ -9646,11 +9843,10 @@
               <w:adjustRightInd w:val="0"/>
               <w:jc w:val="center"/>
               <w:rPr>
-                <w:rFonts w:ascii="Arial Nova Cond" w:hAnsi="Arial Nova Cond" w:cs="Arial"/>
-                <w:color w:val="000000" w:themeColor="text1"/>
-                <w:kern w:val="0"/>
-                <w:sz w:val="20"/>
-                <w:szCs w:val="20"/>
+                <w:rFonts w:ascii="Arial Nova Cond" w:eastAsia="Calibri" w:hAnsi="Arial Nova Cond" w:cs="Times New Roman"/>
+                <w:sz w:val="20"/>
+                <w:szCs w:val="20"/>
+                <w:lang w:val="es-ES_tradnl"/>
               </w:rPr>
             </w:pPr>
             <w:r>
@@ -9661,13 +9857,13 @@
                 <w:sz w:val="20"/>
                 <w:szCs w:val="20"/>
               </w:rPr>
-              <w:t>{{titulosituacionsignificativa7}}</w:t>
-            </w:r>
-          </w:p>
-        </w:tc>
-        <w:tc>
-          <w:tcPr>
-            <w:tcW w:w="1634" w:type="dxa"/>
+              <w:t>{{titulosituacionsignificativa8}}</w:t>
+            </w:r>
+          </w:p>
+        </w:tc>
+        <w:tc>
+          <w:tcPr>
+            <w:tcW w:w="2693" w:type="dxa"/>
             <w:vAlign w:val="center"/>
           </w:tcPr>
           <w:p>
@@ -9692,215 +9888,13 @@
                 <w:sz w:val="20"/>
                 <w:szCs w:val="20"/>
               </w:rPr>
-              <w:t>{{competencias7}}</w:t>
-            </w:r>
-          </w:p>
-        </w:tc>
-        <w:tc>
-          <w:tcPr>
-            <w:tcW w:w="1337" w:type="dxa"/>
-            <w:vAlign w:val="center"/>
-          </w:tcPr>
-          <w:p>
-            <w:pPr>
-              <w:autoSpaceDE w:val="0"/>
-              <w:autoSpaceDN w:val="0"/>
-              <w:adjustRightInd w:val="0"/>
-              <w:jc w:val="center"/>
-              <w:rPr>
-                <w:rFonts w:ascii="Arial Nova Cond" w:hAnsi="Arial Nova Cond" w:cs="Arial"/>
-                <w:color w:val="000000"/>
-                <w:kern w:val="0"/>
-                <w:sz w:val="20"/>
-                <w:szCs w:val="20"/>
-              </w:rPr>
-            </w:pPr>
-            <w:r>
-              <w:rPr>
-                <w:rFonts w:ascii="Arial Nova Cond" w:hAnsi="Arial Nova Cond" w:cs="Arial"/>
-                <w:color w:val="000000"/>
-                <w:kern w:val="0"/>
-                <w:sz w:val="20"/>
-                <w:szCs w:val="20"/>
-              </w:rPr>
-              <w:t>{{producto7}}</w:t>
-            </w:r>
-          </w:p>
-        </w:tc>
-      </w:tr>
-      <w:tr>
-        <w:trPr>
-          <w:trHeight w:val="756"/>
-          <w:jc w:val="center"/>
-        </w:trPr>
-        <w:tc>
-          <w:tcPr>
-            <w:tcW w:w="875" w:type="dxa"/>
-            <w:vMerge/>
-            <w:vAlign w:val="center"/>
-          </w:tcPr>
-          <w:p>
-            <w:pPr>
-              <w:pStyle w:val="Prrafodelista"/>
-              <w:tabs>
-                <w:tab w:val="left" w:pos="0"/>
-                <w:tab w:val="left" w:pos="142"/>
-                <w:tab w:val="left" w:pos="284"/>
-              </w:tabs>
-              <w:spacing w:line="276" w:lineRule="auto"/>
-              <w:ind w:left="0"/>
-              <w:jc w:val="center"/>
-              <w:rPr>
-                <w:rFonts w:ascii="Arial Nova Cond" w:eastAsia="Calibri" w:hAnsi="Arial Nova Cond" w:cs="Times New Roman"/>
-                <w:b/>
-                <w:bCs/>
-                <w:sz w:val="20"/>
-                <w:szCs w:val="20"/>
-                <w:lang w:val="es-ES_tradnl"/>
-              </w:rPr>
-            </w:pPr>
-          </w:p>
-        </w:tc>
-        <w:tc>
-          <w:tcPr>
-            <w:tcW w:w="1095" w:type="dxa"/>
-            <w:vAlign w:val="center"/>
-          </w:tcPr>
-          <w:p>
-            <w:pPr>
-              <w:pStyle w:val="Prrafodelista"/>
-              <w:tabs>
-                <w:tab w:val="left" w:pos="0"/>
-                <w:tab w:val="left" w:pos="142"/>
-                <w:tab w:val="left" w:pos="284"/>
-              </w:tabs>
-              <w:spacing w:line="276" w:lineRule="auto"/>
-              <w:ind w:left="0"/>
-              <w:jc w:val="center"/>
-              <w:rPr>
-                <w:rFonts w:ascii="Arial Nova Cond" w:eastAsia="Calibri" w:hAnsi="Arial Nova Cond" w:cs="Times New Roman"/>
-                <w:b/>
-                <w:bCs/>
-                <w:sz w:val="20"/>
-                <w:szCs w:val="20"/>
-                <w:lang w:val="es-ES_tradnl"/>
-              </w:rPr>
-            </w:pPr>
-            <w:r>
-              <w:rPr>
-                <w:rFonts w:ascii="Arial Nova Cond" w:eastAsia="Calibri" w:hAnsi="Arial Nova Cond" w:cs="Times New Roman"/>
-                <w:b/>
-                <w:bCs/>
-                <w:sz w:val="20"/>
-                <w:szCs w:val="20"/>
-                <w:lang w:val="es-ES_tradnl"/>
-              </w:rPr>
-              <w:t>U 8</w:t>
-            </w:r>
-          </w:p>
-        </w:tc>
-        <w:tc>
-          <w:tcPr>
-            <w:tcW w:w="1726" w:type="dxa"/>
-            <w:vAlign w:val="center"/>
-          </w:tcPr>
-          <w:p>
-            <w:pPr>
-              <w:pStyle w:val="Prrafodelista"/>
-              <w:tabs>
-                <w:tab w:val="left" w:pos="0"/>
-                <w:tab w:val="left" w:pos="142"/>
-                <w:tab w:val="left" w:pos="284"/>
-              </w:tabs>
-              <w:spacing w:line="276" w:lineRule="auto"/>
-              <w:ind w:left="0"/>
-              <w:rPr>
-                <w:rFonts w:ascii="Arial Nova Cond" w:eastAsia="Calibri" w:hAnsi="Arial Nova Cond" w:cs="Times New Roman"/>
-                <w:color w:val="000000" w:themeColor="text1"/>
-                <w:sz w:val="20"/>
-                <w:szCs w:val="20"/>
-                <w:lang w:val="es-ES_tradnl"/>
-              </w:rPr>
-            </w:pPr>
-            <w:r>
-              <w:rPr>
-                <w:rFonts w:ascii="Arial Nova Cond" w:eastAsia="Calibri" w:hAnsi="Arial Nova Cond" w:cs="Times New Roman"/>
-                <w:sz w:val="20"/>
-                <w:szCs w:val="20"/>
-                <w:lang w:val="es-ES_tradnl"/>
-              </w:rPr>
-              <w:t>{{problemapotencialidad8}}</w:t>
-            </w:r>
-          </w:p>
-        </w:tc>
-        <w:tc>
-          <w:tcPr>
-            <w:tcW w:w="6169" w:type="dxa"/>
-            <w:vAlign w:val="center"/>
-          </w:tcPr>
-          <w:p>
-            <w:pPr>
-              <w:pStyle w:val="Prrafodelista"/>
-              <w:tabs>
-                <w:tab w:val="left" w:pos="0"/>
-                <w:tab w:val="left" w:pos="142"/>
-                <w:tab w:val="left" w:pos="284"/>
-              </w:tabs>
-              <w:spacing w:line="276" w:lineRule="auto"/>
-              <w:ind w:left="0"/>
-              <w:jc w:val="both"/>
-              <w:rPr>
-                <w:rFonts w:ascii="Arial Nova Cond" w:eastAsia="Calibri" w:hAnsi="Arial Nova Cond" w:cs="Times New Roman"/>
-                <w:color w:val="000000" w:themeColor="text1"/>
-                <w:sz w:val="20"/>
-                <w:szCs w:val="20"/>
-                <w:lang w:val="es-ES_tradnl"/>
-              </w:rPr>
-            </w:pPr>
-            <w:r>
-              <w:rPr>
-                <w:rFonts w:ascii="Arial Nova Cond" w:eastAsia="Calibri" w:hAnsi="Arial Nova Cond" w:cs="Times New Roman"/>
-                <w:sz w:val="20"/>
-                <w:szCs w:val="20"/>
-                <w:lang w:val="es-ES_tradnl"/>
-              </w:rPr>
-              <w:t>{{situacionsignificativa8}}</w:t>
-            </w:r>
-          </w:p>
-        </w:tc>
-        <w:tc>
-          <w:tcPr>
-            <w:tcW w:w="2015" w:type="dxa"/>
-            <w:vAlign w:val="center"/>
-          </w:tcPr>
-          <w:p>
-            <w:pPr>
-              <w:autoSpaceDE w:val="0"/>
-              <w:autoSpaceDN w:val="0"/>
-              <w:adjustRightInd w:val="0"/>
-              <w:jc w:val="center"/>
-              <w:rPr>
-                <w:rFonts w:ascii="Arial Nova Cond" w:eastAsia="Calibri" w:hAnsi="Arial Nova Cond" w:cs="Times New Roman"/>
-                <w:sz w:val="20"/>
-                <w:szCs w:val="20"/>
-                <w:lang w:val="es-ES_tradnl"/>
-              </w:rPr>
-            </w:pPr>
-            <w:r>
-              <w:rPr>
-                <w:rFonts w:ascii="Arial Nova Cond" w:hAnsi="Arial Nova Cond" w:cs="Arial"/>
-                <w:color w:val="000000"/>
-                <w:kern w:val="0"/>
-                <w:sz w:val="20"/>
-                <w:szCs w:val="20"/>
-              </w:rPr>
-              <w:t>{{titulosituacionsignificativa8}}</w:t>
-            </w:r>
-          </w:p>
-        </w:tc>
-        <w:tc>
-          <w:tcPr>
-            <w:tcW w:w="1634" w:type="dxa"/>
+              <w:t>{{campotematico8}}</w:t>
+            </w:r>
+          </w:p>
+        </w:tc>
+        <w:tc>
+          <w:tcPr>
+            <w:tcW w:w="1560" w:type="dxa"/>
             <w:vAlign w:val="center"/>
           </w:tcPr>
           <w:p>
@@ -9931,7 +9925,7 @@
         </w:tc>
         <w:tc>
           <w:tcPr>
-            <w:tcW w:w="1337" w:type="dxa"/>
+            <w:tcW w:w="1399" w:type="dxa"/>
             <w:vAlign w:val="center"/>
           </w:tcPr>
           <w:p>
@@ -9939,7 +9933,7 @@
               <w:autoSpaceDE w:val="0"/>
               <w:autoSpaceDN w:val="0"/>
               <w:adjustRightInd w:val="0"/>
-              <w:jc w:val="center"/>
+              <w:jc w:val="both"/>
               <w:rPr>
                 <w:rFonts w:ascii="Arial Nova Cond" w:hAnsi="Arial Nova Cond" w:cs="Arial"/>
                 <w:color w:val="000000"/>
@@ -21374,27 +21368,7 @@
                 <w:kern w:val="0"/>
                 <w14:ligatures w14:val="none"/>
               </w:rPr>
-              <w:t xml:space="preserve">Minedu (2016). Programa curricular de educación secundaria. Resolución Ministerial </w:t>
-            </w:r>
-            <w:proofErr w:type="spellStart"/>
-            <w:r>
-              <w:rPr>
-                <w:rFonts w:ascii="Arial Nova Cond Light" w:eastAsia="Calibri" w:hAnsi="Arial Nova Cond Light" w:cs="Calibri Light"/>
-                <w:color w:val="000000" w:themeColor="text1"/>
-                <w:kern w:val="0"/>
-                <w14:ligatures w14:val="none"/>
-              </w:rPr>
-              <w:t>N°</w:t>
-            </w:r>
-            <w:proofErr w:type="spellEnd"/>
-            <w:r>
-              <w:rPr>
-                <w:rFonts w:ascii="Arial Nova Cond Light" w:eastAsia="Calibri" w:hAnsi="Arial Nova Cond Light" w:cs="Calibri Light"/>
-                <w:color w:val="000000" w:themeColor="text1"/>
-                <w:kern w:val="0"/>
-                <w14:ligatures w14:val="none"/>
-              </w:rPr>
-              <w:t xml:space="preserve"> 649-2016-Minedu. </w:t>
+              <w:t xml:space="preserve">Minedu (2016). Programa curricular de educación secundaria. Resolución Ministerial N° 649-2016-Minedu. </w:t>
             </w:r>
           </w:p>
           <w:p>
@@ -21421,27 +21395,7 @@
                 <w:kern w:val="0"/>
                 <w14:ligatures w14:val="none"/>
               </w:rPr>
-              <w:t xml:space="preserve">Minedu (2016). Currículo Nacional de la educación básica. Resolución Ministerial </w:t>
-            </w:r>
-            <w:proofErr w:type="spellStart"/>
-            <w:r>
-              <w:rPr>
-                <w:rFonts w:ascii="Arial Nova Cond Light" w:eastAsia="Calibri" w:hAnsi="Arial Nova Cond Light" w:cs="Calibri Light"/>
-                <w:color w:val="000000" w:themeColor="text1"/>
-                <w:kern w:val="0"/>
-                <w14:ligatures w14:val="none"/>
-              </w:rPr>
-              <w:t>N°</w:t>
-            </w:r>
-            <w:proofErr w:type="spellEnd"/>
-            <w:r>
-              <w:rPr>
-                <w:rFonts w:ascii="Arial Nova Cond Light" w:eastAsia="Calibri" w:hAnsi="Arial Nova Cond Light" w:cs="Calibri Light"/>
-                <w:color w:val="000000" w:themeColor="text1"/>
-                <w:kern w:val="0"/>
-                <w14:ligatures w14:val="none"/>
-              </w:rPr>
-              <w:t xml:space="preserve"> 281-2016-Minedu y su modificatoria. </w:t>
+              <w:t xml:space="preserve">Minedu (2016). Currículo Nacional de la educación básica. Resolución Ministerial N° 281-2016-Minedu y su modificatoria. </w:t>
             </w:r>
           </w:p>
           <w:p>
@@ -22043,7 +21997,7 @@
 </file>
 
 <file path=word/endnotes.xml><?xml version="1.0" encoding="utf-8"?>
-<w:endnotes xmlns:wpc="http://schemas.microsoft.com/office/word/2010/wordprocessingCanvas" xmlns:cx="http://schemas.microsoft.com/office/drawing/2014/chartex" xmlns:cx1="http://schemas.microsoft.com/office/drawing/2015/9/8/chartex" xmlns:cx2="http://schemas.microsoft.com/office/drawing/2015/10/21/chartex" xmlns:cx3="http://schemas.microsoft.com/office/drawing/2016/5/9/chartex" xmlns:cx4="http://schemas.microsoft.com/office/drawing/2016/5/10/chartex" xmlns:cx5="http://schemas.microsoft.com/office/drawing/2016/5/11/chartex" xmlns:cx6="http://schemas.microsoft.com/office/drawing/2016/5/12/chartex" xmlns:cx7="http://schemas.microsoft.com/office/drawing/2016/5/13/chartex" xmlns:cx8="http://schemas.microsoft.com/office/drawing/2016/5/14/chartex" xmlns:mc="http://schemas.openxmlformats.org/markup-compatibility/2006" xmlns:aink="http://schemas.microsoft.com/office/drawing/2016/ink" xmlns:am3d="http://schemas.microsoft.com/office/drawing/2017/model3d" xmlns:o="urn:schemas-microsoft-com:office:office" xmlns:oel="http://schemas.microsoft.com/office/2019/extlst" xmlns:r="http://schemas.openxmlformats.org/officeDocument/2006/relationships" xmlns:m="http://schemas.openxmlformats.org/officeDocument/2006/math" xmlns:v="urn:schemas-microsoft-com:vml" xmlns:wp14="http://schemas.microsoft.com/office/word/2010/wordprocessingDrawing" xmlns:wp="http://schemas.openxmlformats.org/drawingml/2006/wordprocessingDrawing" xmlns:w10="urn:schemas-microsoft-com:office:word" xmlns:w="http://schemas.openxmlformats.org/wordprocessingml/2006/main" xmlns:w14="http://schemas.microsoft.com/office/word/2010/wordml" xmlns:w15="http://schemas.microsoft.com/office/word/2012/wordml" xmlns:w16cex="http://schemas.microsoft.com/office/word/2018/wordml/cex" xmlns:w16cid="http://schemas.microsoft.com/office/word/2016/wordml/cid" xmlns:w16="http://schemas.microsoft.com/office/word/2018/wordml" xmlns:w16du="http://schemas.microsoft.com/office/word/2023/wordml/word16du" xmlns:w16sdtdh="http://schemas.microsoft.com/office/word/2020/wordml/sdtdatahash" xmlns:w16se="http://schemas.microsoft.com/office/word/2015/wordml/symex" xmlns:wpg="http://schemas.microsoft.com/office/word/2010/wordprocessingGroup" xmlns:wpi="http://schemas.microsoft.com/office/word/2010/wordprocessingInk" xmlns:wne="http://schemas.microsoft.com/office/word/2006/wordml" xmlns:wps="http://schemas.microsoft.com/office/word/2010/wordprocessingShape" mc:Ignorable="w14 w15 w16se w16cid w16 w16cex w16sdtdh w16du wp14">
+<w:endnotes xmlns:wpc="http://schemas.microsoft.com/office/word/2010/wordprocessingCanvas" xmlns:cx="http://schemas.microsoft.com/office/drawing/2014/chartex" xmlns:cx1="http://schemas.microsoft.com/office/drawing/2015/9/8/chartex" xmlns:cx2="http://schemas.microsoft.com/office/drawing/2015/10/21/chartex" xmlns:cx3="http://schemas.microsoft.com/office/drawing/2016/5/9/chartex" xmlns:cx4="http://schemas.microsoft.com/office/drawing/2016/5/10/chartex" xmlns:cx5="http://schemas.microsoft.com/office/drawing/2016/5/11/chartex" xmlns:cx6="http://schemas.microsoft.com/office/drawing/2016/5/12/chartex" xmlns:cx7="http://schemas.microsoft.com/office/drawing/2016/5/13/chartex" xmlns:cx8="http://schemas.microsoft.com/office/drawing/2016/5/14/chartex" xmlns:mc="http://schemas.openxmlformats.org/markup-compatibility/2006" xmlns:aink="http://schemas.microsoft.com/office/drawing/2016/ink" xmlns:am3d="http://schemas.microsoft.com/office/drawing/2017/model3d" xmlns:o="urn:schemas-microsoft-com:office:office" xmlns:oel="http://schemas.microsoft.com/office/2019/extlst" xmlns:r="http://schemas.openxmlformats.org/officeDocument/2006/relationships" xmlns:m="http://schemas.openxmlformats.org/officeDocument/2006/math" xmlns:v="urn:schemas-microsoft-com:vml" xmlns:wp14="http://schemas.microsoft.com/office/word/2010/wordprocessingDrawing" xmlns:wp="http://schemas.openxmlformats.org/drawingml/2006/wordprocessingDrawing" xmlns:w10="urn:schemas-microsoft-com:office:word" xmlns:w="http://schemas.openxmlformats.org/wordprocessingml/2006/main" xmlns:w14="http://schemas.microsoft.com/office/word/2010/wordml" xmlns:w15="http://schemas.microsoft.com/office/word/2012/wordml" xmlns:w16cex="http://schemas.microsoft.com/office/word/2018/wordml/cex" xmlns:w16cid="http://schemas.microsoft.com/office/word/2016/wordml/cid" xmlns:w16="http://schemas.microsoft.com/office/word/2018/wordml" xmlns:w16du="http://schemas.microsoft.com/office/word/2023/wordml/word16du" xmlns:w16sdtdh="http://schemas.microsoft.com/office/word/2020/wordml/sdtdatahash" xmlns:w16sdtfl="http://schemas.microsoft.com/office/word/2024/wordml/sdtformatlock" xmlns:w16se="http://schemas.microsoft.com/office/word/2015/wordml/symex" xmlns:wpg="http://schemas.microsoft.com/office/word/2010/wordprocessingGroup" xmlns:wpi="http://schemas.microsoft.com/office/word/2010/wordprocessingInk" xmlns:wne="http://schemas.microsoft.com/office/word/2006/wordml" xmlns:wps="http://schemas.microsoft.com/office/word/2010/wordprocessingShape" mc:Ignorable="w14 w15 w16se w16cid w16 w16cex w16sdtdh w16sdtfl w16du wp14">
   <w:endnote w:type="separator" w:id="-1">
     <w:p>
       <w:pPr>
@@ -22068,7 +22022,7 @@
 </file>
 
 <file path=word/footer1.xml><?xml version="1.0" encoding="utf-8"?>
-<w:ftr xmlns:wpc="http://schemas.microsoft.com/office/word/2010/wordprocessingCanvas" xmlns:cx="http://schemas.microsoft.com/office/drawing/2014/chartex" xmlns:cx1="http://schemas.microsoft.com/office/drawing/2015/9/8/chartex" xmlns:cx2="http://schemas.microsoft.com/office/drawing/2015/10/21/chartex" xmlns:cx3="http://schemas.microsoft.com/office/drawing/2016/5/9/chartex" xmlns:cx4="http://schemas.microsoft.com/office/drawing/2016/5/10/chartex" xmlns:cx5="http://schemas.microsoft.com/office/drawing/2016/5/11/chartex" xmlns:cx6="http://schemas.microsoft.com/office/drawing/2016/5/12/chartex" xmlns:cx7="http://schemas.microsoft.com/office/drawing/2016/5/13/chartex" xmlns:cx8="http://schemas.microsoft.com/office/drawing/2016/5/14/chartex" xmlns:mc="http://schemas.openxmlformats.org/markup-compatibility/2006" xmlns:aink="http://schemas.microsoft.com/office/drawing/2016/ink" xmlns:am3d="http://schemas.microsoft.com/office/drawing/2017/model3d" xmlns:o="urn:schemas-microsoft-com:office:office" xmlns:oel="http://schemas.microsoft.com/office/2019/extlst" xmlns:r="http://schemas.openxmlformats.org/officeDocument/2006/relationships" xmlns:m="http://schemas.openxmlformats.org/officeDocument/2006/math" xmlns:v="urn:schemas-microsoft-com:vml" xmlns:wp14="http://schemas.microsoft.com/office/word/2010/wordprocessingDrawing" xmlns:wp="http://schemas.openxmlformats.org/drawingml/2006/wordprocessingDrawing" xmlns:w10="urn:schemas-microsoft-com:office:word" xmlns:w="http://schemas.openxmlformats.org/wordprocessingml/2006/main" xmlns:w14="http://schemas.microsoft.com/office/word/2010/wordml" xmlns:w15="http://schemas.microsoft.com/office/word/2012/wordml" xmlns:w16cex="http://schemas.microsoft.com/office/word/2018/wordml/cex" xmlns:w16cid="http://schemas.microsoft.com/office/word/2016/wordml/cid" xmlns:w16="http://schemas.microsoft.com/office/word/2018/wordml" xmlns:w16du="http://schemas.microsoft.com/office/word/2023/wordml/word16du" xmlns:w16sdtdh="http://schemas.microsoft.com/office/word/2020/wordml/sdtdatahash" xmlns:w16se="http://schemas.microsoft.com/office/word/2015/wordml/symex" xmlns:wpg="http://schemas.microsoft.com/office/word/2010/wordprocessingGroup" xmlns:wpi="http://schemas.microsoft.com/office/word/2010/wordprocessingInk" xmlns:wne="http://schemas.microsoft.com/office/word/2006/wordml" xmlns:wps="http://schemas.microsoft.com/office/word/2010/wordprocessingShape" mc:Ignorable="w14 w15 w16se w16cid w16 w16cex w16sdtdh w16du wp14">
+<w:ftr xmlns:wpc="http://schemas.microsoft.com/office/word/2010/wordprocessingCanvas" xmlns:cx="http://schemas.microsoft.com/office/drawing/2014/chartex" xmlns:cx1="http://schemas.microsoft.com/office/drawing/2015/9/8/chartex" xmlns:cx2="http://schemas.microsoft.com/office/drawing/2015/10/21/chartex" xmlns:cx3="http://schemas.microsoft.com/office/drawing/2016/5/9/chartex" xmlns:cx4="http://schemas.microsoft.com/office/drawing/2016/5/10/chartex" xmlns:cx5="http://schemas.microsoft.com/office/drawing/2016/5/11/chartex" xmlns:cx6="http://schemas.microsoft.com/office/drawing/2016/5/12/chartex" xmlns:cx7="http://schemas.microsoft.com/office/drawing/2016/5/13/chartex" xmlns:cx8="http://schemas.microsoft.com/office/drawing/2016/5/14/chartex" xmlns:mc="http://schemas.openxmlformats.org/markup-compatibility/2006" xmlns:aink="http://schemas.microsoft.com/office/drawing/2016/ink" xmlns:am3d="http://schemas.microsoft.com/office/drawing/2017/model3d" xmlns:o="urn:schemas-microsoft-com:office:office" xmlns:oel="http://schemas.microsoft.com/office/2019/extlst" xmlns:r="http://schemas.openxmlformats.org/officeDocument/2006/relationships" xmlns:m="http://schemas.openxmlformats.org/officeDocument/2006/math" xmlns:v="urn:schemas-microsoft-com:vml" xmlns:wp14="http://schemas.microsoft.com/office/word/2010/wordprocessingDrawing" xmlns:wp="http://schemas.openxmlformats.org/drawingml/2006/wordprocessingDrawing" xmlns:w10="urn:schemas-microsoft-com:office:word" xmlns:w="http://schemas.openxmlformats.org/wordprocessingml/2006/main" xmlns:w14="http://schemas.microsoft.com/office/word/2010/wordml" xmlns:w15="http://schemas.microsoft.com/office/word/2012/wordml" xmlns:w16cex="http://schemas.microsoft.com/office/word/2018/wordml/cex" xmlns:w16cid="http://schemas.microsoft.com/office/word/2016/wordml/cid" xmlns:w16="http://schemas.microsoft.com/office/word/2018/wordml" xmlns:w16du="http://schemas.microsoft.com/office/word/2023/wordml/word16du" xmlns:w16sdtdh="http://schemas.microsoft.com/office/word/2020/wordml/sdtdatahash" xmlns:w16sdtfl="http://schemas.microsoft.com/office/word/2024/wordml/sdtformatlock" xmlns:w16se="http://schemas.microsoft.com/office/word/2015/wordml/symex" xmlns:wpg="http://schemas.microsoft.com/office/word/2010/wordprocessingGroup" xmlns:wpi="http://schemas.microsoft.com/office/word/2010/wordprocessingInk" xmlns:wne="http://schemas.microsoft.com/office/word/2006/wordml" xmlns:wps="http://schemas.microsoft.com/office/word/2010/wordprocessingShape" mc:Ignorable="w14 w15 w16se w16cid w16 w16cex w16sdtdh w16sdtfl w16du wp14">
   <w:p>
     <w:pPr>
       <w:pStyle w:val="Piedepgina"/>
@@ -22529,7 +22483,7 @@
 </file>
 
 <file path=word/footnotes.xml><?xml version="1.0" encoding="utf-8"?>
-<w:footnotes xmlns:wpc="http://schemas.microsoft.com/office/word/2010/wordprocessingCanvas" xmlns:cx="http://schemas.microsoft.com/office/drawing/2014/chartex" xmlns:cx1="http://schemas.microsoft.com/office/drawing/2015/9/8/chartex" xmlns:cx2="http://schemas.microsoft.com/office/drawing/2015/10/21/chartex" xmlns:cx3="http://schemas.microsoft.com/office/drawing/2016/5/9/chartex" xmlns:cx4="http://schemas.microsoft.com/office/drawing/2016/5/10/chartex" xmlns:cx5="http://schemas.microsoft.com/office/drawing/2016/5/11/chartex" xmlns:cx6="http://schemas.microsoft.com/office/drawing/2016/5/12/chartex" xmlns:cx7="http://schemas.microsoft.com/office/drawing/2016/5/13/chartex" xmlns:cx8="http://schemas.microsoft.com/office/drawing/2016/5/14/chartex" xmlns:mc="http://schemas.openxmlformats.org/markup-compatibility/2006" xmlns:aink="http://schemas.microsoft.com/office/drawing/2016/ink" xmlns:am3d="http://schemas.microsoft.com/office/drawing/2017/model3d" xmlns:o="urn:schemas-microsoft-com:office:office" xmlns:oel="http://schemas.microsoft.com/office/2019/extlst" xmlns:r="http://schemas.openxmlformats.org/officeDocument/2006/relationships" xmlns:m="http://schemas.openxmlformats.org/officeDocument/2006/math" xmlns:v="urn:schemas-microsoft-com:vml" xmlns:wp14="http://schemas.microsoft.com/office/word/2010/wordprocessingDrawing" xmlns:wp="http://schemas.openxmlformats.org/drawingml/2006/wordprocessingDrawing" xmlns:w10="urn:schemas-microsoft-com:office:word" xmlns:w="http://schemas.openxmlformats.org/wordprocessingml/2006/main" xmlns:w14="http://schemas.microsoft.com/office/word/2010/wordml" xmlns:w15="http://schemas.microsoft.com/office/word/2012/wordml" xmlns:w16cex="http://schemas.microsoft.com/office/word/2018/wordml/cex" xmlns:w16cid="http://schemas.microsoft.com/office/word/2016/wordml/cid" xmlns:w16="http://schemas.microsoft.com/office/word/2018/wordml" xmlns:w16du="http://schemas.microsoft.com/office/word/2023/wordml/word16du" xmlns:w16sdtdh="http://schemas.microsoft.com/office/word/2020/wordml/sdtdatahash" xmlns:w16se="http://schemas.microsoft.com/office/word/2015/wordml/symex" xmlns:wpg="http://schemas.microsoft.com/office/word/2010/wordprocessingGroup" xmlns:wpi="http://schemas.microsoft.com/office/word/2010/wordprocessingInk" xmlns:wne="http://schemas.microsoft.com/office/word/2006/wordml" xmlns:wps="http://schemas.microsoft.com/office/word/2010/wordprocessingShape" mc:Ignorable="w14 w15 w16se w16cid w16 w16cex w16sdtdh w16du wp14">
+<w:footnotes xmlns:wpc="http://schemas.microsoft.com/office/word/2010/wordprocessingCanvas" xmlns:cx="http://schemas.microsoft.com/office/drawing/2014/chartex" xmlns:cx1="http://schemas.microsoft.com/office/drawing/2015/9/8/chartex" xmlns:cx2="http://schemas.microsoft.com/office/drawing/2015/10/21/chartex" xmlns:cx3="http://schemas.microsoft.com/office/drawing/2016/5/9/chartex" xmlns:cx4="http://schemas.microsoft.com/office/drawing/2016/5/10/chartex" xmlns:cx5="http://schemas.microsoft.com/office/drawing/2016/5/11/chartex" xmlns:cx6="http://schemas.microsoft.com/office/drawing/2016/5/12/chartex" xmlns:cx7="http://schemas.microsoft.com/office/drawing/2016/5/13/chartex" xmlns:cx8="http://schemas.microsoft.com/office/drawing/2016/5/14/chartex" xmlns:mc="http://schemas.openxmlformats.org/markup-compatibility/2006" xmlns:aink="http://schemas.microsoft.com/office/drawing/2016/ink" xmlns:am3d="http://schemas.microsoft.com/office/drawing/2017/model3d" xmlns:o="urn:schemas-microsoft-com:office:office" xmlns:oel="http://schemas.microsoft.com/office/2019/extlst" xmlns:r="http://schemas.openxmlformats.org/officeDocument/2006/relationships" xmlns:m="http://schemas.openxmlformats.org/officeDocument/2006/math" xmlns:v="urn:schemas-microsoft-com:vml" xmlns:wp14="http://schemas.microsoft.com/office/word/2010/wordprocessingDrawing" xmlns:wp="http://schemas.openxmlformats.org/drawingml/2006/wordprocessingDrawing" xmlns:w10="urn:schemas-microsoft-com:office:word" xmlns:w="http://schemas.openxmlformats.org/wordprocessingml/2006/main" xmlns:w14="http://schemas.microsoft.com/office/word/2010/wordml" xmlns:w15="http://schemas.microsoft.com/office/word/2012/wordml" xmlns:w16cex="http://schemas.microsoft.com/office/word/2018/wordml/cex" xmlns:w16cid="http://schemas.microsoft.com/office/word/2016/wordml/cid" xmlns:w16="http://schemas.microsoft.com/office/word/2018/wordml" xmlns:w16du="http://schemas.microsoft.com/office/word/2023/wordml/word16du" xmlns:w16sdtdh="http://schemas.microsoft.com/office/word/2020/wordml/sdtdatahash" xmlns:w16sdtfl="http://schemas.microsoft.com/office/word/2024/wordml/sdtformatlock" xmlns:w16se="http://schemas.microsoft.com/office/word/2015/wordml/symex" xmlns:wpg="http://schemas.microsoft.com/office/word/2010/wordprocessingGroup" xmlns:wpi="http://schemas.microsoft.com/office/word/2010/wordprocessingInk" xmlns:wne="http://schemas.microsoft.com/office/word/2006/wordml" xmlns:wps="http://schemas.microsoft.com/office/word/2010/wordprocessingShape" mc:Ignorable="w14 w15 w16se w16cid w16 w16cex w16sdtdh w16sdtfl w16du wp14">
   <w:footnote w:type="separator" w:id="-1">
     <w:p>
       <w:pPr>
@@ -22554,7 +22508,7 @@
 </file>
 
 <file path=word/header1.xml><?xml version="1.0" encoding="utf-8"?>
-<w:hdr xmlns:wpc="http://schemas.microsoft.com/office/word/2010/wordprocessingCanvas" xmlns:cx="http://schemas.microsoft.com/office/drawing/2014/chartex" xmlns:cx1="http://schemas.microsoft.com/office/drawing/2015/9/8/chartex" xmlns:cx2="http://schemas.microsoft.com/office/drawing/2015/10/21/chartex" xmlns:cx3="http://schemas.microsoft.com/office/drawing/2016/5/9/chartex" xmlns:cx4="http://schemas.microsoft.com/office/drawing/2016/5/10/chartex" xmlns:cx5="http://schemas.microsoft.com/office/drawing/2016/5/11/chartex" xmlns:cx6="http://schemas.microsoft.com/office/drawing/2016/5/12/chartex" xmlns:cx7="http://schemas.microsoft.com/office/drawing/2016/5/13/chartex" xmlns:cx8="http://schemas.microsoft.com/office/drawing/2016/5/14/chartex" xmlns:mc="http://schemas.openxmlformats.org/markup-compatibility/2006" xmlns:aink="http://schemas.microsoft.com/office/drawing/2016/ink" xmlns:am3d="http://schemas.microsoft.com/office/drawing/2017/model3d" xmlns:o="urn:schemas-microsoft-com:office:office" xmlns:oel="http://schemas.microsoft.com/office/2019/extlst" xmlns:r="http://schemas.openxmlformats.org/officeDocument/2006/relationships" xmlns:m="http://schemas.openxmlformats.org/officeDocument/2006/math" xmlns:v="urn:schemas-microsoft-com:vml" xmlns:wp14="http://schemas.microsoft.com/office/word/2010/wordprocessingDrawing" xmlns:wp="http://schemas.openxmlformats.org/drawingml/2006/wordprocessingDrawing" xmlns:w10="urn:schemas-microsoft-com:office:word" xmlns:w="http://schemas.openxmlformats.org/wordprocessingml/2006/main" xmlns:w14="http://schemas.microsoft.com/office/word/2010/wordml" xmlns:w15="http://schemas.microsoft.com/office/word/2012/wordml" xmlns:w16cex="http://schemas.microsoft.com/office/word/2018/wordml/cex" xmlns:w16cid="http://schemas.microsoft.com/office/word/2016/wordml/cid" xmlns:w16="http://schemas.microsoft.com/office/word/2018/wordml" xmlns:w16du="http://schemas.microsoft.com/office/word/2023/wordml/word16du" xmlns:w16sdtdh="http://schemas.microsoft.com/office/word/2020/wordml/sdtdatahash" xmlns:w16se="http://schemas.microsoft.com/office/word/2015/wordml/symex" xmlns:wpg="http://schemas.microsoft.com/office/word/2010/wordprocessingGroup" xmlns:wpi="http://schemas.microsoft.com/office/word/2010/wordprocessingInk" xmlns:wne="http://schemas.microsoft.com/office/word/2006/wordml" xmlns:wps="http://schemas.microsoft.com/office/word/2010/wordprocessingShape" mc:Ignorable="w14 w15 w16se w16cid w16 w16cex w16sdtdh w16du wp14">
+<w:hdr xmlns:wpc="http://schemas.microsoft.com/office/word/2010/wordprocessingCanvas" xmlns:cx="http://schemas.microsoft.com/office/drawing/2014/chartex" xmlns:cx1="http://schemas.microsoft.com/office/drawing/2015/9/8/chartex" xmlns:cx2="http://schemas.microsoft.com/office/drawing/2015/10/21/chartex" xmlns:cx3="http://schemas.microsoft.com/office/drawing/2016/5/9/chartex" xmlns:cx4="http://schemas.microsoft.com/office/drawing/2016/5/10/chartex" xmlns:cx5="http://schemas.microsoft.com/office/drawing/2016/5/11/chartex" xmlns:cx6="http://schemas.microsoft.com/office/drawing/2016/5/12/chartex" xmlns:cx7="http://schemas.microsoft.com/office/drawing/2016/5/13/chartex" xmlns:cx8="http://schemas.microsoft.com/office/drawing/2016/5/14/chartex" xmlns:mc="http://schemas.openxmlformats.org/markup-compatibility/2006" xmlns:aink="http://schemas.microsoft.com/office/drawing/2016/ink" xmlns:am3d="http://schemas.microsoft.com/office/drawing/2017/model3d" xmlns:o="urn:schemas-microsoft-com:office:office" xmlns:oel="http://schemas.microsoft.com/office/2019/extlst" xmlns:r="http://schemas.openxmlformats.org/officeDocument/2006/relationships" xmlns:m="http://schemas.openxmlformats.org/officeDocument/2006/math" xmlns:v="urn:schemas-microsoft-com:vml" xmlns:wp14="http://schemas.microsoft.com/office/word/2010/wordprocessingDrawing" xmlns:wp="http://schemas.openxmlformats.org/drawingml/2006/wordprocessingDrawing" xmlns:w10="urn:schemas-microsoft-com:office:word" xmlns:w="http://schemas.openxmlformats.org/wordprocessingml/2006/main" xmlns:w14="http://schemas.microsoft.com/office/word/2010/wordml" xmlns:w15="http://schemas.microsoft.com/office/word/2012/wordml" xmlns:w16cex="http://schemas.microsoft.com/office/word/2018/wordml/cex" xmlns:w16cid="http://schemas.microsoft.com/office/word/2016/wordml/cid" xmlns:w16="http://schemas.microsoft.com/office/word/2018/wordml" xmlns:w16du="http://schemas.microsoft.com/office/word/2023/wordml/word16du" xmlns:w16sdtdh="http://schemas.microsoft.com/office/word/2020/wordml/sdtdatahash" xmlns:w16sdtfl="http://schemas.microsoft.com/office/word/2024/wordml/sdtformatlock" xmlns:w16se="http://schemas.microsoft.com/office/word/2015/wordml/symex" xmlns:wpg="http://schemas.microsoft.com/office/word/2010/wordprocessingGroup" xmlns:wpi="http://schemas.microsoft.com/office/word/2010/wordprocessingInk" xmlns:wne="http://schemas.microsoft.com/office/word/2006/wordml" xmlns:wps="http://schemas.microsoft.com/office/word/2010/wordprocessingShape" mc:Ignorable="w14 w15 w16se w16cid w16 w16cex w16sdtdh w16sdtfl w16du wp14">
   <w:tbl>
     <w:tblPr>
       <w:tblStyle w:val="Tablaconcuadrcula"/>
@@ -22844,7 +22798,7 @@
 </file>
 
 <file path=word/numbering.xml><?xml version="1.0" encoding="utf-8"?>
-<w:numbering xmlns:wpc="http://schemas.microsoft.com/office/word/2010/wordprocessingCanvas" xmlns:cx="http://schemas.microsoft.com/office/drawing/2014/chartex" xmlns:cx1="http://schemas.microsoft.com/office/drawing/2015/9/8/chartex" xmlns:cx2="http://schemas.microsoft.com/office/drawing/2015/10/21/chartex" xmlns:cx3="http://schemas.microsoft.com/office/drawing/2016/5/9/chartex" xmlns:cx4="http://schemas.microsoft.com/office/drawing/2016/5/10/chartex" xmlns:cx5="http://schemas.microsoft.com/office/drawing/2016/5/11/chartex" xmlns:cx6="http://schemas.microsoft.com/office/drawing/2016/5/12/chartex" xmlns:cx7="http://schemas.microsoft.com/office/drawing/2016/5/13/chartex" xmlns:cx8="http://schemas.microsoft.com/office/drawing/2016/5/14/chartex" xmlns:mc="http://schemas.openxmlformats.org/markup-compatibility/2006" xmlns:aink="http://schemas.microsoft.com/office/drawing/2016/ink" xmlns:am3d="http://schemas.microsoft.com/office/drawing/2017/model3d" xmlns:o="urn:schemas-microsoft-com:office:office" xmlns:oel="http://schemas.microsoft.com/office/2019/extlst" xmlns:r="http://schemas.openxmlformats.org/officeDocument/2006/relationships" xmlns:m="http://schemas.openxmlformats.org/officeDocument/2006/math" xmlns:v="urn:schemas-microsoft-com:vml" xmlns:wp14="http://schemas.microsoft.com/office/word/2010/wordprocessingDrawing" xmlns:wp="http://schemas.openxmlformats.org/drawingml/2006/wordprocessingDrawing" xmlns:w10="urn:schemas-microsoft-com:office:word" xmlns:w="http://schemas.openxmlformats.org/wordprocessingml/2006/main" xmlns:w14="http://schemas.microsoft.com/office/word/2010/wordml" xmlns:w15="http://schemas.microsoft.com/office/word/2012/wordml" xmlns:w16cex="http://schemas.microsoft.com/office/word/2018/wordml/cex" xmlns:w16cid="http://schemas.microsoft.com/office/word/2016/wordml/cid" xmlns:w16="http://schemas.microsoft.com/office/word/2018/wordml" xmlns:w16du="http://schemas.microsoft.com/office/word/2023/wordml/word16du" xmlns:w16sdtdh="http://schemas.microsoft.com/office/word/2020/wordml/sdtdatahash" xmlns:w16se="http://schemas.microsoft.com/office/word/2015/wordml/symex" xmlns:wpg="http://schemas.microsoft.com/office/word/2010/wordprocessingGroup" xmlns:wpi="http://schemas.microsoft.com/office/word/2010/wordprocessingInk" xmlns:wne="http://schemas.microsoft.com/office/word/2006/wordml" xmlns:wps="http://schemas.microsoft.com/office/word/2010/wordprocessingShape" mc:Ignorable="w14 w15 w16se w16cid w16 w16cex w16sdtdh w16du wp14">
+<w:numbering xmlns:wpc="http://schemas.microsoft.com/office/word/2010/wordprocessingCanvas" xmlns:cx="http://schemas.microsoft.com/office/drawing/2014/chartex" xmlns:cx1="http://schemas.microsoft.com/office/drawing/2015/9/8/chartex" xmlns:cx2="http://schemas.microsoft.com/office/drawing/2015/10/21/chartex" xmlns:cx3="http://schemas.microsoft.com/office/drawing/2016/5/9/chartex" xmlns:cx4="http://schemas.microsoft.com/office/drawing/2016/5/10/chartex" xmlns:cx5="http://schemas.microsoft.com/office/drawing/2016/5/11/chartex" xmlns:cx6="http://schemas.microsoft.com/office/drawing/2016/5/12/chartex" xmlns:cx7="http://schemas.microsoft.com/office/drawing/2016/5/13/chartex" xmlns:cx8="http://schemas.microsoft.com/office/drawing/2016/5/14/chartex" xmlns:mc="http://schemas.openxmlformats.org/markup-compatibility/2006" xmlns:aink="http://schemas.microsoft.com/office/drawing/2016/ink" xmlns:am3d="http://schemas.microsoft.com/office/drawing/2017/model3d" xmlns:o="urn:schemas-microsoft-com:office:office" xmlns:oel="http://schemas.microsoft.com/office/2019/extlst" xmlns:r="http://schemas.openxmlformats.org/officeDocument/2006/relationships" xmlns:m="http://schemas.openxmlformats.org/officeDocument/2006/math" xmlns:v="urn:schemas-microsoft-com:vml" xmlns:wp14="http://schemas.microsoft.com/office/word/2010/wordprocessingDrawing" xmlns:wp="http://schemas.openxmlformats.org/drawingml/2006/wordprocessingDrawing" xmlns:w10="urn:schemas-microsoft-com:office:word" xmlns:w="http://schemas.openxmlformats.org/wordprocessingml/2006/main" xmlns:w14="http://schemas.microsoft.com/office/word/2010/wordml" xmlns:w15="http://schemas.microsoft.com/office/word/2012/wordml" xmlns:w16cex="http://schemas.microsoft.com/office/word/2018/wordml/cex" xmlns:w16cid="http://schemas.microsoft.com/office/word/2016/wordml/cid" xmlns:w16="http://schemas.microsoft.com/office/word/2018/wordml" xmlns:w16du="http://schemas.microsoft.com/office/word/2023/wordml/word16du" xmlns:w16sdtdh="http://schemas.microsoft.com/office/word/2020/wordml/sdtdatahash" xmlns:w16sdtfl="http://schemas.microsoft.com/office/word/2024/wordml/sdtformatlock" xmlns:w16se="http://schemas.microsoft.com/office/word/2015/wordml/symex" xmlns:wpg="http://schemas.microsoft.com/office/word/2010/wordprocessingGroup" xmlns:wpi="http://schemas.microsoft.com/office/word/2010/wordprocessingInk" xmlns:wne="http://schemas.microsoft.com/office/word/2006/wordml" xmlns:wps="http://schemas.microsoft.com/office/word/2010/wordprocessingShape" mc:Ignorable="w14 w15 w16se w16cid w16 w16cex w16sdtdh w16sdtfl w16du wp14">
   <w:abstractNum w:abstractNumId="0" w15:restartNumberingAfterBreak="0">
     <w:nsid w:val="08607547"/>
     <w:multiLevelType w:val="hybridMultilevel"/>
@@ -26618,7 +26572,7 @@
 </file>
 
 <file path=word/styles.xml><?xml version="1.0" encoding="utf-8"?>
-<w:styles xmlns:mc="http://schemas.openxmlformats.org/markup-compatibility/2006" xmlns:r="http://schemas.openxmlformats.org/officeDocument/2006/relationships" xmlns:w="http://schemas.openxmlformats.org/wordprocessingml/2006/main" xmlns:w14="http://schemas.microsoft.com/office/word/2010/wordml" xmlns:w15="http://schemas.microsoft.com/office/word/2012/wordml" xmlns:w16cex="http://schemas.microsoft.com/office/word/2018/wordml/cex" xmlns:w16cid="http://schemas.microsoft.com/office/word/2016/wordml/cid" xmlns:w16="http://schemas.microsoft.com/office/word/2018/wordml" xmlns:w16du="http://schemas.microsoft.com/office/word/2023/wordml/word16du" xmlns:w16sdtdh="http://schemas.microsoft.com/office/word/2020/wordml/sdtdatahash" xmlns:w16se="http://schemas.microsoft.com/office/word/2015/wordml/symex" mc:Ignorable="w14 w15 w16se w16cid w16 w16cex w16sdtdh w16du">
+<w:styles xmlns:mc="http://schemas.openxmlformats.org/markup-compatibility/2006" xmlns:r="http://schemas.openxmlformats.org/officeDocument/2006/relationships" xmlns:w="http://schemas.openxmlformats.org/wordprocessingml/2006/main" xmlns:w14="http://schemas.microsoft.com/office/word/2010/wordml" xmlns:w15="http://schemas.microsoft.com/office/word/2012/wordml" xmlns:w16cex="http://schemas.microsoft.com/office/word/2018/wordml/cex" xmlns:w16cid="http://schemas.microsoft.com/office/word/2016/wordml/cid" xmlns:w16="http://schemas.microsoft.com/office/word/2018/wordml" xmlns:w16du="http://schemas.microsoft.com/office/word/2023/wordml/word16du" xmlns:w16sdtdh="http://schemas.microsoft.com/office/word/2020/wordml/sdtdatahash" xmlns:w16sdtfl="http://schemas.microsoft.com/office/word/2024/wordml/sdtformatlock" xmlns:w16se="http://schemas.microsoft.com/office/word/2015/wordml/symex" mc:Ignorable="w14 w15 w16se w16cid w16 w16cex w16sdtdh w16sdtfl w16du">
   <w:docDefaults>
     <w:rPrDefault>
       <w:rPr>
